--- a/docs/publication/releases/DS-004.docx
+++ b/docs/publication/releases/DS-004.docx
@@ -185,7 +185,7 @@
                 <w:color w:val="A7ABB3"/>
                 <w:sz w:val="24"/>
               </w:rPr>
-              <w:t>Version 0.3.0 — Draft</w:t>
+              <w:t>Version 0.4.2 — Draft</w:t>
             </w:r>
           </w:p>
           <w:p>
@@ -325,7 +325,7 @@
                 <w:color w:val="A7ABB3"/>
                 <w:sz w:val="18"/>
               </w:rPr>
-              <w:t>Source baseline commit: 34a65818d48f596122281075e18c6e5f36ec93b5</w:t>
+              <w:t>Source baseline commit: 8b5cf5bd0341d5d6f70c67302c8bce2069d0929a</w:t>
             </w:r>
           </w:p>
           <w:p>
@@ -341,7 +341,7 @@
                 <w:color w:val="A7ABB3"/>
                 <w:sz w:val="18"/>
               </w:rPr>
-              <w:t>Generation date: 2026-07-25T13:31:10-04:00</w:t>
+              <w:t>Generation date: 2026-07-25T16:51:31-04:00</w:t>
             </w:r>
           </w:p>
           <w:p>
@@ -511,7 +511,7 @@
                 <w:i w:val="0"/>
                 <w:sz w:val="19"/>
               </w:rPr>
-              <w:t>0.3.0</w:t>
+              <w:t>0.4.2</w:t>
             </w:r>
           </w:p>
         </w:tc>
@@ -721,7 +721,7 @@
                 <w:i w:val="0"/>
                 <w:sz w:val="19"/>
               </w:rPr>
-              <w:t>2026-07-24</w:t>
+              <w:t>2026-07-25</w:t>
             </w:r>
           </w:p>
         </w:tc>
@@ -850,6 +850,294 @@
                 <w:sz w:val="19"/>
               </w:rPr>
               <w:t>Summary</w:t>
+            </w:r>
+          </w:p>
+        </w:tc>
+      </w:tr>
+      <w:tr>
+        <w:tc>
+          <w:tcPr>
+            <w:tcW w:type="dxa" w:w="1008"/>
+          </w:tcPr>
+          <w:p>
+            <w:pPr>
+              <w:spacing w:after="80"/>
+            </w:pPr>
+            <w:r>
+              <w:rPr>
+                <w:rFonts w:ascii="Arial" w:hAnsi="Arial"/>
+                <w:b w:val="0"/>
+                <w:i w:val="0"/>
+                <w:sz w:val="19"/>
+              </w:rPr>
+              <w:t>0.4.2</w:t>
+            </w:r>
+          </w:p>
+        </w:tc>
+        <w:tc>
+          <w:tcPr>
+            <w:tcW w:type="dxa" w:w="1296"/>
+          </w:tcPr>
+          <w:p>
+            <w:pPr>
+              <w:spacing w:after="80"/>
+            </w:pPr>
+            <w:r>
+              <w:rPr>
+                <w:rFonts w:ascii="Arial" w:hAnsi="Arial"/>
+                <w:b w:val="0"/>
+                <w:i w:val="0"/>
+                <w:sz w:val="19"/>
+              </w:rPr>
+              <w:t>2026-07-25</w:t>
+            </w:r>
+          </w:p>
+        </w:tc>
+        <w:tc>
+          <w:tcPr>
+            <w:tcW w:type="dxa" w:w="2304"/>
+          </w:tcPr>
+          <w:p>
+            <w:pPr>
+              <w:spacing w:after="80"/>
+            </w:pPr>
+            <w:r>
+              <w:rPr>
+                <w:rFonts w:ascii="Arial" w:hAnsi="Arial"/>
+                <w:b w:val="0"/>
+                <w:i w:val="0"/>
+                <w:sz w:val="19"/>
+              </w:rPr>
+              <w:t>TheSinnerMan / Keeper</w:t>
+            </w:r>
+          </w:p>
+        </w:tc>
+        <w:tc>
+          <w:tcPr>
+            <w:tcW w:type="dxa" w:w="4464"/>
+          </w:tcPr>
+          <w:p>
+            <w:pPr>
+              <w:spacing w:after="80"/>
+            </w:pPr>
+            <w:r>
+              <w:rPr>
+                <w:rFonts w:ascii="Arial" w:hAnsi="Arial"/>
+                <w:b w:val="0"/>
+                <w:i w:val="0"/>
+                <w:sz w:val="19"/>
+              </w:rPr>
+              <w:t>Independent-audit blocker-repair (Blockers 2, 3): extended DS-ARC-027 with the DS-JRN-007 retention/deletion architecture; extended DS-ARC-028 with a cross-reference to DS-SCA-029's Trade Intelligence Package security authority (DS-008). No prior section renumbered or restated.</w:t>
+            </w:r>
+          </w:p>
+        </w:tc>
+      </w:tr>
+      <w:tr>
+        <w:tc>
+          <w:tcPr>
+            <w:tcW w:type="dxa" w:w="1008"/>
+          </w:tcPr>
+          <w:p>
+            <w:pPr>
+              <w:spacing w:after="80"/>
+            </w:pPr>
+            <w:r>
+              <w:rPr>
+                <w:rFonts w:ascii="Arial" w:hAnsi="Arial"/>
+                <w:b w:val="0"/>
+                <w:i w:val="0"/>
+                <w:sz w:val="19"/>
+              </w:rPr>
+              <w:t>0.4.1</w:t>
+            </w:r>
+          </w:p>
+        </w:tc>
+        <w:tc>
+          <w:tcPr>
+            <w:tcW w:type="dxa" w:w="1296"/>
+          </w:tcPr>
+          <w:p>
+            <w:pPr>
+              <w:spacing w:after="80"/>
+            </w:pPr>
+            <w:r>
+              <w:rPr>
+                <w:rFonts w:ascii="Arial" w:hAnsi="Arial"/>
+                <w:b w:val="0"/>
+                <w:i w:val="0"/>
+                <w:sz w:val="19"/>
+              </w:rPr>
+              <w:t>2026-07-25</w:t>
+            </w:r>
+          </w:p>
+        </w:tc>
+        <w:tc>
+          <w:tcPr>
+            <w:tcW w:type="dxa" w:w="2304"/>
+          </w:tcPr>
+          <w:p>
+            <w:pPr>
+              <w:spacing w:after="80"/>
+            </w:pPr>
+            <w:r>
+              <w:rPr>
+                <w:rFonts w:ascii="Arial" w:hAnsi="Arial"/>
+                <w:b w:val="0"/>
+                <w:i w:val="0"/>
+                <w:sz w:val="19"/>
+              </w:rPr>
+              <w:t>TheSinnerMan / Keeper</w:t>
+            </w:r>
+          </w:p>
+        </w:tc>
+        <w:tc>
+          <w:tcPr>
+            <w:tcW w:type="dxa" w:w="4464"/>
+          </w:tcPr>
+          <w:p>
+            <w:pPr>
+              <w:spacing w:after="80"/>
+            </w:pPr>
+            <w:r>
+              <w:rPr>
+                <w:rFonts w:ascii="Arial" w:hAnsi="Arial"/>
+                <w:b w:val="0"/>
+                <w:i w:val="0"/>
+                <w:sz w:val="19"/>
+              </w:rPr>
+              <w:t>Independent-audit repair (H1, H3): added §§16b–16d (</w:t>
+            </w:r>
+            <w:r>
+              <w:rPr>
+                <w:rFonts w:ascii="Consolas" w:hAnsi="Consolas"/>
+                <w:b w:val="0"/>
+                <w:i w:val="0"/>
+                <w:sz w:val="18"/>
+              </w:rPr>
+              <w:t>DS-ARC-026</w:t>
+            </w:r>
+            <w:r>
+              <w:rPr>
+                <w:rFonts w:ascii="Arial" w:hAnsi="Arial"/>
+                <w:b w:val="0"/>
+                <w:i w:val="0"/>
+                <w:sz w:val="19"/>
+              </w:rPr>
+              <w:t xml:space="preserve"> Research Intelligence Architecture, </w:t>
+            </w:r>
+            <w:r>
+              <w:rPr>
+                <w:rFonts w:ascii="Consolas" w:hAnsi="Consolas"/>
+                <w:b w:val="0"/>
+                <w:i w:val="0"/>
+                <w:sz w:val="18"/>
+              </w:rPr>
+              <w:t>DS-ARC-027</w:t>
+            </w:r>
+            <w:r>
+              <w:rPr>
+                <w:rFonts w:ascii="Arial" w:hAnsi="Arial"/>
+                <w:b w:val="0"/>
+                <w:i w:val="0"/>
+                <w:sz w:val="19"/>
+              </w:rPr>
+              <w:t xml:space="preserve"> Journal &amp; Review Architecture, </w:t>
+            </w:r>
+            <w:r>
+              <w:rPr>
+                <w:rFonts w:ascii="Consolas" w:hAnsi="Consolas"/>
+                <w:b w:val="0"/>
+                <w:i w:val="0"/>
+                <w:sz w:val="18"/>
+              </w:rPr>
+              <w:t>DS-ARC-028</w:t>
+            </w:r>
+            <w:r>
+              <w:rPr>
+                <w:rFonts w:ascii="Arial" w:hAnsi="Arial"/>
+                <w:b w:val="0"/>
+                <w:i w:val="0"/>
+                <w:sz w:val="19"/>
+              </w:rPr>
+              <w:t xml:space="preserve"> Canonical Trade Intelligence Package Service) closing the H1 architecture-traceability gap for Research Intelligence, Journal &amp; Review Intelligence, and the Trade Intelligence Package. Renumbered the Founder Vision Completion section from the misnumbered "## 24." (skipping §§22–23) to the correct next-available "## 22." No prior section's content changed.</w:t>
+            </w:r>
+          </w:p>
+        </w:tc>
+      </w:tr>
+      <w:tr>
+        <w:tc>
+          <w:tcPr>
+            <w:tcW w:type="dxa" w:w="1008"/>
+          </w:tcPr>
+          <w:p>
+            <w:pPr>
+              <w:spacing w:after="80"/>
+            </w:pPr>
+            <w:r>
+              <w:rPr>
+                <w:rFonts w:ascii="Arial" w:hAnsi="Arial"/>
+                <w:b w:val="0"/>
+                <w:i w:val="0"/>
+                <w:sz w:val="19"/>
+              </w:rPr>
+              <w:t>0.4.0</w:t>
+            </w:r>
+          </w:p>
+        </w:tc>
+        <w:tc>
+          <w:tcPr>
+            <w:tcW w:type="dxa" w:w="1296"/>
+          </w:tcPr>
+          <w:p>
+            <w:pPr>
+              <w:spacing w:after="80"/>
+            </w:pPr>
+            <w:r>
+              <w:rPr>
+                <w:rFonts w:ascii="Arial" w:hAnsi="Arial"/>
+                <w:b w:val="0"/>
+                <w:i w:val="0"/>
+                <w:sz w:val="19"/>
+              </w:rPr>
+              <w:t>2026-07-25</w:t>
+            </w:r>
+          </w:p>
+        </w:tc>
+        <w:tc>
+          <w:tcPr>
+            <w:tcW w:type="dxa" w:w="2304"/>
+          </w:tcPr>
+          <w:p>
+            <w:pPr>
+              <w:spacing w:after="80"/>
+            </w:pPr>
+            <w:r>
+              <w:rPr>
+                <w:rFonts w:ascii="Arial" w:hAnsi="Arial"/>
+                <w:b w:val="0"/>
+                <w:i w:val="0"/>
+                <w:sz w:val="19"/>
+              </w:rPr>
+              <w:t>TheSinnerMan / Keeper</w:t>
+            </w:r>
+          </w:p>
+        </w:tc>
+        <w:tc>
+          <w:tcPr>
+            <w:tcW w:type="dxa" w:w="4464"/>
+          </w:tcPr>
+          <w:p>
+            <w:pPr>
+              <w:spacing w:after="80"/>
+            </w:pPr>
+            <w:r>
+              <w:rPr>
+                <w:rFonts w:ascii="Arial" w:hAnsi="Arial"/>
+                <w:b w:val="0"/>
+                <w:i w:val="0"/>
+                <w:sz w:val="19"/>
+              </w:rPr>
+              <w:t>Founder Vision Completion amendment and cross-volume traceability, including Discord notification boundaries where applicable.</w:t>
             </w:r>
           </w:p>
         </w:tc>
@@ -12597,7 +12885,26 @@
           <w:color w:val="0B0B0D"/>
           <w:sz w:val="44"/>
         </w:rPr>
-        <w:t>17. Non-Goals</w:t>
+        <w:t>16b. Research Intelligence Architecture (added in the independent-audit H1 repair)</w:t>
+      </w:r>
+    </w:p>
+    <w:p>
+      <w:pPr>
+        <w:pStyle w:val="Heading2"/>
+        <w:spacing w:before="360" w:after="160"/>
+        <w:pBdr>
+          <w:bottom w:val="single" w:sz="8" w:space="4" w:color="C8A45D"/>
+        </w:pBdr>
+      </w:pPr>
+      <w:r>
+        <w:rPr>
+          <w:rFonts w:ascii="Arial" w:hAnsi="Arial"/>
+          <w:b w:val="0"/>
+          <w:i w:val="0"/>
+          <w:color w:val="17181C"/>
+          <w:sz w:val="34"/>
+        </w:rPr>
+        <w:t>DS-ARC-026 — Research Intelligence Architecture</w:t>
       </w:r>
     </w:p>
     <w:p>
@@ -12607,29 +12914,162 @@
       <w:r>
         <w:rPr>
           <w:rFonts w:ascii="Arial" w:hAnsi="Arial"/>
-          <w:b w:val="0"/>
-          <w:i w:val="0"/>
-          <w:sz w:val="21"/>
-        </w:rPr>
-        <w:t xml:space="preserve">Consistent with </w:t>
-      </w:r>
-      <w:r>
-        <w:rPr>
-          <w:rFonts w:ascii="Consolas" w:hAnsi="Consolas"/>
-          <w:b w:val="0"/>
-          <w:i w:val="0"/>
-          <w:sz w:val="20"/>
-        </w:rPr>
-        <w:t>AGENTS.md</w:t>
-      </w:r>
-      <w:r>
-        <w:rPr>
-          <w:rFonts w:ascii="Arial" w:hAnsi="Arial"/>
-          <w:b w:val="0"/>
-          <w:i w:val="0"/>
-          <w:sz w:val="21"/>
-        </w:rPr>
-        <w:t xml:space="preserve"> "Scope Control," DS-004 does not authorize, without explicit separate approval:</w:t>
+          <w:b/>
+          <w:i w:val="0"/>
+          <w:sz w:val="21"/>
+        </w:rPr>
+        <w:t>Priority:</w:t>
+      </w:r>
+      <w:r>
+        <w:rPr>
+          <w:rFonts w:ascii="Arial" w:hAnsi="Arial"/>
+          <w:b w:val="0"/>
+          <w:i w:val="0"/>
+          <w:sz w:val="21"/>
+        </w:rPr>
+        <w:t xml:space="preserve"> High | </w:t>
+      </w:r>
+      <w:r>
+        <w:rPr>
+          <w:rFonts w:ascii="Arial" w:hAnsi="Arial"/>
+          <w:b/>
+          <w:i w:val="0"/>
+          <w:sz w:val="21"/>
+        </w:rPr>
+        <w:t>Release Classification:</w:t>
+      </w:r>
+      <w:r>
+        <w:rPr>
+          <w:rFonts w:ascii="Arial" w:hAnsi="Arial"/>
+          <w:b w:val="0"/>
+          <w:i w:val="0"/>
+          <w:sz w:val="21"/>
+        </w:rPr>
+        <w:t xml:space="preserve"> Planned | </w:t>
+      </w:r>
+      <w:r>
+        <w:rPr>
+          <w:rFonts w:ascii="Arial" w:hAnsi="Arial"/>
+          <w:b/>
+          <w:i w:val="0"/>
+          <w:sz w:val="21"/>
+        </w:rPr>
+        <w:t>Status:</w:t>
+      </w:r>
+      <w:r>
+        <w:rPr>
+          <w:rFonts w:ascii="Arial" w:hAnsi="Arial"/>
+          <w:b w:val="0"/>
+          <w:i w:val="0"/>
+          <w:sz w:val="21"/>
+        </w:rPr>
+        <w:t xml:space="preserve"> Draft</w:t>
+      </w:r>
+    </w:p>
+    <w:p>
+      <w:pPr>
+        <w:spacing w:after="120" w:line="288" w:lineRule="auto"/>
+      </w:pPr>
+      <w:r>
+        <w:rPr>
+          <w:rFonts w:ascii="Arial" w:hAnsi="Arial"/>
+          <w:b/>
+          <w:i w:val="0"/>
+          <w:sz w:val="21"/>
+        </w:rPr>
+        <w:t>Governing Source:</w:t>
+      </w:r>
+      <w:r>
+        <w:rPr>
+          <w:rFonts w:ascii="Arial" w:hAnsi="Arial"/>
+          <w:b w:val="0"/>
+          <w:i w:val="0"/>
+          <w:sz w:val="21"/>
+        </w:rPr>
+        <w:t xml:space="preserve"> DS-RSH-001 through DS-RSH-006 (DS-002, Planned); DS-001 §26.4</w:t>
+      </w:r>
+    </w:p>
+    <w:p>
+      <w:pPr>
+        <w:spacing w:after="120" w:line="288" w:lineRule="auto"/>
+      </w:pPr>
+      <w:r>
+        <w:rPr>
+          <w:rFonts w:ascii="Arial" w:hAnsi="Arial"/>
+          <w:b/>
+          <w:i w:val="0"/>
+          <w:sz w:val="21"/>
+        </w:rPr>
+        <w:t>Purpose:</w:t>
+      </w:r>
+      <w:r>
+        <w:rPr>
+          <w:rFonts w:ascii="Arial" w:hAnsi="Arial"/>
+          <w:b w:val="0"/>
+          <w:i w:val="0"/>
+          <w:sz w:val="21"/>
+        </w:rPr>
+        <w:t xml:space="preserve"> Give Research Intelligence a concrete backend architecture — ingestion adapters per approved evidence domain, an evidence store preserving source/timestamp/provenance, and a thesis-monitoring service — closing the independent-audit H1 gap where DS-RSH existed only as DS-002 requirements with no architectural contract.</w:t>
+      </w:r>
+    </w:p>
+    <w:p>
+      <w:pPr>
+        <w:spacing w:after="120" w:line="288" w:lineRule="auto"/>
+      </w:pPr>
+      <w:r>
+        <w:rPr>
+          <w:rFonts w:ascii="Arial" w:hAnsi="Arial"/>
+          <w:b/>
+          <w:i w:val="0"/>
+          <w:sz w:val="21"/>
+        </w:rPr>
+        <w:t>Description:</w:t>
+      </w:r>
+      <w:r>
+        <w:rPr>
+          <w:rFonts w:ascii="Arial" w:hAnsi="Arial"/>
+          <w:b w:val="0"/>
+          <w:i w:val="0"/>
+          <w:sz w:val="21"/>
+        </w:rPr>
+        <w:t xml:space="preserve"> DarkSage should implement Research Intelligence as provider-neutral ingestion adapters (news, filings, earnings, macro, insider/political disclosure, analyst revisions — DS-RSH-002) behind a common Research Source Adapter interface, mirroring DS-ARC-006's market-data provider-abstraction pattern, normalizing each item into a ResearchEvidence record (DS-DB-029) before it reaches any consuming feature. A Thesis Monitoring service (backing DS-RSH-004) evaluates registered theses against newly ingested evidence and flags material changes without rewriting the stored original thesis. Sage's bounded research workflow (DS-RSH-006; DS-003 §6) invokes this architecture only through registered tools; it never ingests or fabricates evidence outside the adapter path.</w:t>
+      </w:r>
+    </w:p>
+    <w:p>
+      <w:pPr>
+        <w:spacing w:after="120" w:line="288" w:lineRule="auto"/>
+      </w:pPr>
+      <w:r>
+        <w:rPr>
+          <w:rFonts w:ascii="Arial" w:hAnsi="Arial"/>
+          <w:b/>
+          <w:i w:val="0"/>
+          <w:sz w:val="21"/>
+        </w:rPr>
+        <w:t>Dependencies:</w:t>
+      </w:r>
+      <w:r>
+        <w:rPr>
+          <w:rFonts w:ascii="Arial" w:hAnsi="Arial"/>
+          <w:b w:val="0"/>
+          <w:i w:val="0"/>
+          <w:sz w:val="21"/>
+        </w:rPr>
+        <w:t xml:space="preserve"> DS-ARC-006 (adapter-pattern precedent); DS-RSH-001 through DS-RSH-006; DS-DB-029, DS-DB-030, DS-DB-031 (DS-005); DS-PRD-002</w:t>
+      </w:r>
+    </w:p>
+    <w:p>
+      <w:pPr>
+        <w:spacing w:after="120" w:line="288" w:lineRule="auto"/>
+      </w:pPr>
+      <w:r>
+        <w:rPr>
+          <w:rFonts w:ascii="Arial" w:hAnsi="Arial"/>
+          <w:b/>
+          <w:i w:val="0"/>
+          <w:sz w:val="21"/>
+        </w:rPr>
+        <w:t>Acceptance Criteria:</w:t>
       </w:r>
     </w:p>
     <w:p>
@@ -12644,7 +13084,7 @@
           <w:i w:val="0"/>
           <w:sz w:val="21"/>
         </w:rPr>
-        <w:t>replacing core frameworks (Electron/React/TypeScript, Python/FastAPI, SQLite) once adopted;</w:t>
+        <w:t>Each research domain (DS-RSH-002) is ingested through its own adapter; disabling one domain does not block or corrupt another.</w:t>
       </w:r>
     </w:p>
     <w:p>
@@ -12659,7 +13099,7 @@
           <w:i w:val="0"/>
           <w:sz w:val="21"/>
         </w:rPr>
-        <w:t>changing broker architecture;</w:t>
+        <w:t>Every stored ResearchEvidence record retains its original source, publication/event time, and retrieval time, immutable once stored except through an explicit, logged correction.</w:t>
       </w:r>
     </w:p>
     <w:p>
@@ -12674,7 +13114,7 @@
           <w:i w:val="0"/>
           <w:sz w:val="21"/>
         </w:rPr>
-        <w:t>changing database strategy (SQLite → PostgreSQL) ahead of its scheduled phase;</w:t>
+        <w:t>Thesis Monitoring evaluates new evidence against a stored thesis's assumptions/invalidation conditions and surfaces a flagged change without overwriting the thesis's original text (DS-RSH-004).</w:t>
       </w:r>
     </w:p>
     <w:p>
@@ -12689,37 +13129,76 @@
           <w:i w:val="0"/>
           <w:sz w:val="21"/>
         </w:rPr>
-        <w:t>removing any safety system described in this document;</w:t>
-      </w:r>
-    </w:p>
-    <w:p>
-      <w:pPr>
-        <w:pStyle w:val="ListBullet"/>
-        <w:spacing w:after="60"/>
-      </w:pPr>
-      <w:r>
-        <w:rPr>
-          <w:rFonts w:ascii="Arial" w:hAnsi="Arial"/>
-          <w:b w:val="0"/>
-          <w:i w:val="0"/>
-          <w:sz w:val="21"/>
-        </w:rPr>
-        <w:t>adding live trading capability;</w:t>
-      </w:r>
-    </w:p>
-    <w:p>
-      <w:pPr>
-        <w:pStyle w:val="ListBullet"/>
-        <w:spacing w:after="60"/>
-      </w:pPr>
-      <w:r>
-        <w:rPr>
-          <w:rFonts w:ascii="Arial" w:hAnsi="Arial"/>
-          <w:b w:val="0"/>
-          <w:i w:val="0"/>
-          <w:sz w:val="21"/>
-        </w:rPr>
-        <w:t>adding paid dependencies or unnecessary cloud infrastructure.</w:t>
+        <w:t>A domain adapter's unavailability degrades to disclosed absence (DS-RSH-002's edge case), never silent gap-filling.</w:t>
+      </w:r>
+    </w:p>
+    <w:p>
+      <w:pPr>
+        <w:spacing w:after="120" w:line="288" w:lineRule="auto"/>
+      </w:pPr>
+      <w:r>
+        <w:rPr>
+          <w:rFonts w:ascii="Arial" w:hAnsi="Arial"/>
+          <w:b/>
+          <w:i w:val="0"/>
+          <w:sz w:val="21"/>
+        </w:rPr>
+        <w:t>Edge Cases:</w:t>
+      </w:r>
+      <w:r>
+        <w:rPr>
+          <w:rFonts w:ascii="Arial" w:hAnsi="Arial"/>
+          <w:b w:val="0"/>
+          <w:i w:val="0"/>
+          <w:sz w:val="21"/>
+        </w:rPr>
+        <w:t xml:space="preserve"> A source returning conflicting evidence for the same claim is stored as multiple ResearchEvidence records, not collapsed into one (DS-RSH-005).</w:t>
+      </w:r>
+    </w:p>
+    <w:p>
+      <w:pPr>
+        <w:spacing w:after="120" w:line="288" w:lineRule="auto"/>
+      </w:pPr>
+      <w:r>
+        <w:rPr>
+          <w:rFonts w:ascii="Arial" w:hAnsi="Arial"/>
+          <w:b/>
+          <w:i w:val="0"/>
+          <w:sz w:val="21"/>
+        </w:rPr>
+        <w:t>Implementation Notes:</w:t>
+      </w:r>
+      <w:r>
+        <w:rPr>
+          <w:rFonts w:ascii="Arial" w:hAnsi="Arial"/>
+          <w:b w:val="0"/>
+          <w:i w:val="0"/>
+          <w:sz w:val="21"/>
+        </w:rPr>
+        <w:t xml:space="preserve"> DS-005 (DS-DB-029/030/031) defines the storage schema; DS-006 (DS-API-RSH-001 through 003) defines the client-facing contract.</w:t>
+      </w:r>
+    </w:p>
+    <w:p>
+      <w:pPr>
+        <w:spacing w:after="120" w:line="288" w:lineRule="auto"/>
+      </w:pPr>
+      <w:r>
+        <w:rPr>
+          <w:rFonts w:ascii="Arial" w:hAnsi="Arial"/>
+          <w:b/>
+          <w:i w:val="0"/>
+          <w:sz w:val="21"/>
+        </w:rPr>
+        <w:t>Testing:</w:t>
+      </w:r>
+      <w:r>
+        <w:rPr>
+          <w:rFonts w:ascii="Arial" w:hAnsi="Arial"/>
+          <w:b w:val="0"/>
+          <w:i w:val="0"/>
+          <w:sz w:val="21"/>
+        </w:rPr>
+        <w:t xml:space="preserve"> Adapter-substitution test per research domain (shared pattern with DS-ARC-006's own test); thesis-monitoring change-detection regression test; evidence-immutability audit.</w:t>
       </w:r>
     </w:p>
     <w:p>
@@ -12738,7 +13217,214 @@
           <w:color w:val="0B0B0D"/>
           <w:sz w:val="44"/>
         </w:rPr>
-        <w:t>18. Dependencies</w:t>
+        <w:t>16c. Journal &amp; Review Architecture (added in the independent-audit H1 repair)</w:t>
+      </w:r>
+    </w:p>
+    <w:p>
+      <w:pPr>
+        <w:pStyle w:val="Heading2"/>
+        <w:spacing w:before="360" w:after="160"/>
+        <w:pBdr>
+          <w:bottom w:val="single" w:sz="8" w:space="4" w:color="C8A45D"/>
+        </w:pBdr>
+      </w:pPr>
+      <w:r>
+        <w:rPr>
+          <w:rFonts w:ascii="Arial" w:hAnsi="Arial"/>
+          <w:b w:val="0"/>
+          <w:i w:val="0"/>
+          <w:color w:val="17181C"/>
+          <w:sz w:val="34"/>
+        </w:rPr>
+        <w:t>DS-ARC-027 — Journal &amp; Review Architecture</w:t>
+      </w:r>
+    </w:p>
+    <w:p>
+      <w:pPr>
+        <w:spacing w:after="120" w:line="288" w:lineRule="auto"/>
+      </w:pPr>
+      <w:r>
+        <w:rPr>
+          <w:rFonts w:ascii="Arial" w:hAnsi="Arial"/>
+          <w:b/>
+          <w:i w:val="0"/>
+          <w:sz w:val="21"/>
+        </w:rPr>
+        <w:t>Priority:</w:t>
+      </w:r>
+      <w:r>
+        <w:rPr>
+          <w:rFonts w:ascii="Arial" w:hAnsi="Arial"/>
+          <w:b w:val="0"/>
+          <w:i w:val="0"/>
+          <w:sz w:val="21"/>
+        </w:rPr>
+        <w:t xml:space="preserve"> High | </w:t>
+      </w:r>
+      <w:r>
+        <w:rPr>
+          <w:rFonts w:ascii="Arial" w:hAnsi="Arial"/>
+          <w:b/>
+          <w:i w:val="0"/>
+          <w:sz w:val="21"/>
+        </w:rPr>
+        <w:t>Release Classification:</w:t>
+      </w:r>
+      <w:r>
+        <w:rPr>
+          <w:rFonts w:ascii="Arial" w:hAnsi="Arial"/>
+          <w:b w:val="0"/>
+          <w:i w:val="0"/>
+          <w:sz w:val="21"/>
+        </w:rPr>
+        <w:t xml:space="preserve"> Planned | </w:t>
+      </w:r>
+      <w:r>
+        <w:rPr>
+          <w:rFonts w:ascii="Arial" w:hAnsi="Arial"/>
+          <w:b/>
+          <w:i w:val="0"/>
+          <w:sz w:val="21"/>
+        </w:rPr>
+        <w:t>Status:</w:t>
+      </w:r>
+      <w:r>
+        <w:rPr>
+          <w:rFonts w:ascii="Arial" w:hAnsi="Arial"/>
+          <w:b w:val="0"/>
+          <w:i w:val="0"/>
+          <w:sz w:val="21"/>
+        </w:rPr>
+        <w:t xml:space="preserve"> Draft</w:t>
+      </w:r>
+    </w:p>
+    <w:p>
+      <w:pPr>
+        <w:spacing w:after="120" w:line="288" w:lineRule="auto"/>
+      </w:pPr>
+      <w:r>
+        <w:rPr>
+          <w:rFonts w:ascii="Arial" w:hAnsi="Arial"/>
+          <w:b/>
+          <w:i w:val="0"/>
+          <w:sz w:val="21"/>
+        </w:rPr>
+        <w:t>Governing Source:</w:t>
+      </w:r>
+      <w:r>
+        <w:rPr>
+          <w:rFonts w:ascii="Arial" w:hAnsi="Arial"/>
+          <w:b w:val="0"/>
+          <w:i w:val="0"/>
+          <w:sz w:val="21"/>
+        </w:rPr>
+        <w:t xml:space="preserve"> DS-JRN-001 through DS-JRN-005, DS-JRN-007 (DS-002, Planned); DS-JRN-006 (DS-002, Future/Exploratory — referenced for family context only, not an architectural commitment); DS-001 §26.3</w:t>
+      </w:r>
+    </w:p>
+    <w:p>
+      <w:pPr>
+        <w:spacing w:after="120" w:line="288" w:lineRule="auto"/>
+      </w:pPr>
+      <w:r>
+        <w:rPr>
+          <w:rFonts w:ascii="Arial" w:hAnsi="Arial"/>
+          <w:b/>
+          <w:i w:val="0"/>
+          <w:sz w:val="21"/>
+        </w:rPr>
+        <w:t>Purpose:</w:t>
+      </w:r>
+      <w:r>
+        <w:rPr>
+          <w:rFonts w:ascii="Arial" w:hAnsi="Arial"/>
+          <w:b w:val="0"/>
+          <w:i w:val="0"/>
+          <w:sz w:val="21"/>
+        </w:rPr>
+        <w:t xml:space="preserve"> Give Journal &amp; Review Intelligence a concrete backend architecture — an append-only journal-entry store preserving the original plan, a review-generation service, and a clear boundary between deterministic performance data and Sage's advisory commentary — closing the independent-audit H1 gap.</w:t>
+      </w:r>
+    </w:p>
+    <w:p>
+      <w:pPr>
+        <w:spacing w:after="120" w:line="288" w:lineRule="auto"/>
+      </w:pPr>
+      <w:r>
+        <w:rPr>
+          <w:rFonts w:ascii="Arial" w:hAnsi="Arial"/>
+          <w:b/>
+          <w:i w:val="0"/>
+          <w:sz w:val="21"/>
+        </w:rPr>
+        <w:t>Description:</w:t>
+      </w:r>
+      <w:r>
+        <w:rPr>
+          <w:rFonts w:ascii="Arial" w:hAnsi="Arial"/>
+          <w:b w:val="0"/>
+          <w:i w:val="0"/>
+          <w:sz w:val="21"/>
+        </w:rPr>
+        <w:t xml:space="preserve"> DarkSage should implement the Trading Journal as an append-only JournalEntry store (DS-DB-032) where the original thesis/plan (DS-JRN-002) is written once and never overwritten; later annotations, Sage observations, and outcome records are appended as timestamped, attributed amendments referencing the original entry, never in-place edits. Daily and Weekly Review generation (DS-JRN-003/004, backed by DS-DB-033) reuses DS-PERF's and DS-PRT's deterministic performance-calculation services for every quantitative figure it presents; Sage may draft narrative commentary around those figures but never substitutes its own text for a deterministic value (the DS-PRD-004 boundary applies identically here).</w:t>
+      </w:r>
+    </w:p>
+    <w:p>
+      <w:pPr>
+        <w:spacing w:after="120" w:line="288" w:lineRule="auto"/>
+      </w:pPr>
+      <w:r>
+        <w:rPr>
+          <w:rFonts w:ascii="Arial" w:hAnsi="Arial"/>
+          <w:b/>
+          <w:i w:val="0"/>
+          <w:sz w:val="21"/>
+        </w:rPr>
+        <w:t>Dependencies:</w:t>
+      </w:r>
+      <w:r>
+        <w:rPr>
+          <w:rFonts w:ascii="Arial" w:hAnsi="Arial"/>
+          <w:b w:val="0"/>
+          <w:i w:val="0"/>
+          <w:sz w:val="21"/>
+        </w:rPr>
+        <w:t xml:space="preserve"> DS-ARC-009, DS-ARC-010 (deterministic-reuse pattern); DS-JRN-001 through DS-JRN-007; DS-DB-032, DS-DB-033 (DS-005); DS-PRD-004</w:t>
+      </w:r>
+    </w:p>
+    <w:p>
+      <w:pPr>
+        <w:spacing w:after="120" w:line="288" w:lineRule="auto"/>
+      </w:pPr>
+      <w:r>
+        <w:rPr>
+          <w:rFonts w:ascii="Arial" w:hAnsi="Arial"/>
+          <w:b/>
+          <w:i w:val="0"/>
+          <w:sz w:val="21"/>
+        </w:rPr>
+        <w:t>Retention and deletion architecture (added for independent-audit Blocker 3):</w:t>
+      </w:r>
+      <w:r>
+        <w:rPr>
+          <w:rFonts w:ascii="Arial" w:hAnsi="Arial"/>
+          <w:b w:val="0"/>
+          <w:i w:val="0"/>
+          <w:sz w:val="21"/>
+        </w:rPr>
+        <w:t xml:space="preserve"> DS-JRN-007's user-controlled retention/deletion is implemented as a propagating delete over JournalEntry, its attachment references, and any DailyReview/WeeklyReview or Sage-drafted content that would reproduce the deleted entry's private text — never over the immutable Transaction/AuditLogEntry records a journal entry may reference, which remain a structurally distinct, independently-retained data class. Deletion is logged (DS-OPS-001) by identifier/timestamp only, never by reproducing the deleted content in the log entry itself.</w:t>
+      </w:r>
+    </w:p>
+    <w:p>
+      <w:pPr>
+        <w:spacing w:after="120" w:line="288" w:lineRule="auto"/>
+      </w:pPr>
+      <w:r>
+        <w:rPr>
+          <w:rFonts w:ascii="Arial" w:hAnsi="Arial"/>
+          <w:b/>
+          <w:i w:val="0"/>
+          <w:sz w:val="21"/>
+        </w:rPr>
+        <w:t>Acceptance Criteria:</w:t>
       </w:r>
     </w:p>
     <w:p>
@@ -12753,7 +13439,7 @@
           <w:i w:val="0"/>
           <w:sz w:val="21"/>
         </w:rPr>
-        <w:t>DS-001 — Executive Vision &amp; Product Foundation</w:t>
+        <w:t>A confirmed JournalEntry's original plan fields are immutable; every later change is a new, attributed, timestamped amendment record linked to the original (mirrors DS-DB-023's append-only pattern).</w:t>
       </w:r>
     </w:p>
     <w:p>
@@ -12768,88 +13454,7 @@
           <w:i w:val="0"/>
           <w:sz w:val="21"/>
         </w:rPr>
-        <w:t>DS-002 — Software Requirements Specification</w:t>
-      </w:r>
-      <w:r>
-        <w:rPr>
-          <w:rFonts w:ascii="Arial" w:hAnsi="Arial"/>
-          <w:b w:val="0"/>
-          <w:i w:val="0"/>
-          <w:sz w:val="21"/>
-        </w:rPr>
-        <w:t xml:space="preserve">, including the </w:t>
-      </w:r>
-      <w:r>
-        <w:rPr>
-          <w:rFonts w:ascii="Consolas" w:hAnsi="Consolas"/>
-          <w:b w:val="0"/>
-          <w:i w:val="0"/>
-          <w:sz w:val="20"/>
-        </w:rPr>
-        <w:t>DS-SIG</w:t>
-      </w:r>
-      <w:r>
-        <w:rPr>
-          <w:rFonts w:ascii="Arial" w:hAnsi="Arial"/>
-          <w:b w:val="0"/>
-          <w:i w:val="0"/>
-          <w:sz w:val="21"/>
-        </w:rPr>
-        <w:t xml:space="preserve">, </w:t>
-      </w:r>
-      <w:r>
-        <w:rPr>
-          <w:rFonts w:ascii="Consolas" w:hAnsi="Consolas"/>
-          <w:b w:val="0"/>
-          <w:i w:val="0"/>
-          <w:sz w:val="20"/>
-        </w:rPr>
-        <w:t>DS-EXE</w:t>
-      </w:r>
-      <w:r>
-        <w:rPr>
-          <w:rFonts w:ascii="Arial" w:hAnsi="Arial"/>
-          <w:b w:val="0"/>
-          <w:i w:val="0"/>
-          <w:sz w:val="21"/>
-        </w:rPr>
-        <w:t xml:space="preserve">, </w:t>
-      </w:r>
-      <w:r>
-        <w:rPr>
-          <w:rFonts w:ascii="Consolas" w:hAnsi="Consolas"/>
-          <w:b w:val="0"/>
-          <w:i w:val="0"/>
-          <w:sz w:val="20"/>
-        </w:rPr>
-        <w:t>DS-PERF</w:t>
-      </w:r>
-      <w:r>
-        <w:rPr>
-          <w:rFonts w:ascii="Arial" w:hAnsi="Arial"/>
-          <w:b w:val="0"/>
-          <w:i w:val="0"/>
-          <w:sz w:val="21"/>
-        </w:rPr>
-        <w:t xml:space="preserve">, </w:t>
-      </w:r>
-      <w:r>
-        <w:rPr>
-          <w:rFonts w:ascii="Consolas" w:hAnsi="Consolas"/>
-          <w:b w:val="0"/>
-          <w:i w:val="0"/>
-          <w:sz w:val="20"/>
-        </w:rPr>
-        <w:t>DS-MOB</w:t>
-      </w:r>
-      <w:r>
-        <w:rPr>
-          <w:rFonts w:ascii="Arial" w:hAnsi="Arial"/>
-          <w:b w:val="0"/>
-          <w:i w:val="0"/>
-          <w:sz w:val="21"/>
-        </w:rPr>
-        <w:t xml:space="preserve"> families added in the DS-002-A03 repair</w:t>
+        <w:t>Daily/Weekly Review quantitative figures trace to the same deterministic services DS-PERF/DS-PRT already define; no review figure is Sage-generated.</w:t>
       </w:r>
     </w:p>
     <w:p>
@@ -12864,154 +13469,94 @@
           <w:i w:val="0"/>
           <w:sz w:val="21"/>
         </w:rPr>
-        <w:t>DS-003 — Sage AI Bible</w:t>
-      </w:r>
-    </w:p>
-    <w:p>
-      <w:pPr>
-        <w:pStyle w:val="ListBullet"/>
-        <w:spacing w:after="60"/>
-      </w:pPr>
-      <w:r>
-        <w:rPr>
-          <w:rFonts w:ascii="Arial" w:hAnsi="Arial"/>
-          <w:b w:val="0"/>
-          <w:i w:val="0"/>
-          <w:sz w:val="21"/>
-        </w:rPr>
-        <w:t>ADR-001</w:t>
-      </w:r>
-      <w:r>
-        <w:rPr>
-          <w:rFonts w:ascii="Arial" w:hAnsi="Arial"/>
-          <w:b w:val="0"/>
-          <w:i w:val="0"/>
-          <w:sz w:val="21"/>
-        </w:rPr>
-        <w:t xml:space="preserve"> through </w:t>
-      </w:r>
-      <w:r>
-        <w:rPr>
-          <w:rFonts w:ascii="Arial" w:hAnsi="Arial"/>
-          <w:b w:val="0"/>
-          <w:i w:val="0"/>
-          <w:sz w:val="21"/>
-        </w:rPr>
-        <w:t>ADR-004</w:t>
-      </w:r>
-    </w:p>
-    <w:p>
-      <w:pPr>
-        <w:pStyle w:val="ListBullet"/>
-        <w:spacing w:after="60"/>
-      </w:pPr>
-      <w:r>
-        <w:rPr>
-          <w:rFonts w:ascii="Consolas" w:hAnsi="Consolas"/>
-          <w:b w:val="0"/>
-          <w:i w:val="0"/>
-          <w:sz w:val="20"/>
-        </w:rPr>
-        <w:t>ARCHITECTURE.md</w:t>
-      </w:r>
-      <w:r>
-        <w:rPr>
-          <w:rFonts w:ascii="Arial" w:hAnsi="Arial"/>
-          <w:b w:val="0"/>
-          <w:i w:val="0"/>
-          <w:sz w:val="21"/>
-        </w:rPr>
-        <w:t xml:space="preserve">, </w:t>
-      </w:r>
-      <w:r>
-        <w:rPr>
-          <w:rFonts w:ascii="Consolas" w:hAnsi="Consolas"/>
-          <w:b w:val="0"/>
-          <w:i w:val="0"/>
-          <w:sz w:val="20"/>
-        </w:rPr>
-        <w:t>PROJECT_SPEC.md</w:t>
-      </w:r>
-      <w:r>
-        <w:rPr>
-          <w:rFonts w:ascii="Arial" w:hAnsi="Arial"/>
-          <w:b w:val="0"/>
-          <w:i w:val="0"/>
-          <w:sz w:val="21"/>
-        </w:rPr>
-        <w:t xml:space="preserve">, </w:t>
-      </w:r>
-      <w:r>
-        <w:rPr>
-          <w:rFonts w:ascii="Consolas" w:hAnsi="Consolas"/>
-          <w:b w:val="0"/>
-          <w:i w:val="0"/>
-          <w:sz w:val="20"/>
-        </w:rPr>
-        <w:t>ROADMAP.md</w:t>
-      </w:r>
-      <w:r>
-        <w:rPr>
-          <w:rFonts w:ascii="Arial" w:hAnsi="Arial"/>
-          <w:b w:val="0"/>
-          <w:i w:val="0"/>
-          <w:sz w:val="21"/>
-        </w:rPr>
-        <w:t xml:space="preserve">, </w:t>
-      </w:r>
-      <w:r>
-        <w:rPr>
-          <w:rFonts w:ascii="Consolas" w:hAnsi="Consolas"/>
-          <w:b w:val="0"/>
-          <w:i w:val="0"/>
-          <w:sz w:val="20"/>
-        </w:rPr>
-        <w:t>TRADING_RULES.md</w:t>
-      </w:r>
-      <w:r>
-        <w:rPr>
-          <w:rFonts w:ascii="Arial" w:hAnsi="Arial"/>
-          <w:b w:val="0"/>
-          <w:i w:val="0"/>
-          <w:sz w:val="21"/>
-        </w:rPr>
-        <w:t xml:space="preserve">, </w:t>
-      </w:r>
-      <w:r>
-        <w:rPr>
-          <w:rFonts w:ascii="Consolas" w:hAnsi="Consolas"/>
-          <w:b w:val="0"/>
-          <w:i w:val="0"/>
-          <w:sz w:val="20"/>
-        </w:rPr>
-        <w:t>SECURITY_RULES.md</w:t>
-      </w:r>
-      <w:r>
-        <w:rPr>
-          <w:rFonts w:ascii="Arial" w:hAnsi="Arial"/>
-          <w:b w:val="0"/>
-          <w:i w:val="0"/>
-          <w:sz w:val="21"/>
-        </w:rPr>
-        <w:t xml:space="preserve">, </w:t>
-      </w:r>
-      <w:r>
-        <w:rPr>
-          <w:rFonts w:ascii="Consolas" w:hAnsi="Consolas"/>
-          <w:b w:val="0"/>
-          <w:i w:val="0"/>
-          <w:sz w:val="20"/>
-        </w:rPr>
-        <w:t>AGENTS.md</w:t>
-      </w:r>
-      <w:r>
-        <w:rPr>
-          <w:rFonts w:ascii="Arial" w:hAnsi="Arial"/>
-          <w:b w:val="0"/>
-          <w:i w:val="0"/>
-          <w:sz w:val="21"/>
-        </w:rPr>
-        <w:t xml:space="preserve"> (repository root — primary source for this document)</w:t>
+        <w:t>Sage's review commentary is clearly separable from the deterministic figures it discusses (DS-JRN-005).</w:t>
+      </w:r>
+    </w:p>
+    <w:p>
+      <w:pPr>
+        <w:spacing w:after="120" w:line="288" w:lineRule="auto"/>
+      </w:pPr>
+      <w:r>
+        <w:rPr>
+          <w:rFonts w:ascii="Arial" w:hAnsi="Arial"/>
+          <w:b/>
+          <w:i w:val="0"/>
+          <w:sz w:val="21"/>
+        </w:rPr>
+        <w:t>Edge Cases:</w:t>
+      </w:r>
+      <w:r>
+        <w:rPr>
+          <w:rFonts w:ascii="Arial" w:hAnsi="Arial"/>
+          <w:b w:val="0"/>
+          <w:i w:val="0"/>
+          <w:sz w:val="21"/>
+        </w:rPr>
+        <w:t xml:space="preserve"> A journal entry for a decision </w:t>
+      </w:r>
+      <w:r>
+        <w:rPr>
+          <w:rFonts w:ascii="Arial" w:hAnsi="Arial"/>
+          <w:b w:val="0"/>
+          <w:i/>
+          <w:sz w:val="21"/>
+        </w:rPr>
+        <w:t>not</w:t>
+      </w:r>
+      <w:r>
+        <w:rPr>
+          <w:rFonts w:ascii="Arial" w:hAnsi="Arial"/>
+          <w:b w:val="0"/>
+          <w:i w:val="0"/>
+          <w:sz w:val="21"/>
+        </w:rPr>
+        <w:t xml:space="preserve"> to trade is stored with the same immutability/amendment discipline as an executed trade's entry (DS-JRN-001).</w:t>
+      </w:r>
+    </w:p>
+    <w:p>
+      <w:pPr>
+        <w:spacing w:after="120" w:line="288" w:lineRule="auto"/>
+      </w:pPr>
+      <w:r>
+        <w:rPr>
+          <w:rFonts w:ascii="Arial" w:hAnsi="Arial"/>
+          <w:b/>
+          <w:i w:val="0"/>
+          <w:sz w:val="21"/>
+        </w:rPr>
+        <w:t>Implementation Notes:</w:t>
+      </w:r>
+      <w:r>
+        <w:rPr>
+          <w:rFonts w:ascii="Arial" w:hAnsi="Arial"/>
+          <w:b w:val="0"/>
+          <w:i w:val="0"/>
+          <w:sz w:val="21"/>
+        </w:rPr>
+        <w:t xml:space="preserve"> DS-005 (DS-DB-032/033) defines storage; DS-006 (DS-API-JRN-001 through 003) defines the API contract; DS-008 (DS-SCA-028) governs journal-data protection given its behavioral/psychological content sensitivity.</w:t>
+      </w:r>
+    </w:p>
+    <w:p>
+      <w:pPr>
+        <w:spacing w:after="120" w:line="288" w:lineRule="auto"/>
+      </w:pPr>
+      <w:r>
+        <w:rPr>
+          <w:rFonts w:ascii="Arial" w:hAnsi="Arial"/>
+          <w:b/>
+          <w:i w:val="0"/>
+          <w:sz w:val="21"/>
+        </w:rPr>
+        <w:t>Testing:</w:t>
+      </w:r>
+      <w:r>
+        <w:rPr>
+          <w:rFonts w:ascii="Arial" w:hAnsi="Arial"/>
+          <w:b w:val="0"/>
+          <w:i w:val="0"/>
+          <w:sz w:val="21"/>
+        </w:rPr>
+        <w:t xml:space="preserve"> Append-only/amendment-chain integrity test (shared pattern with DS-DB-023/025's own tests); deterministic-figure-reuse audit confirming no review statistic is independently computed outside DS-PERF/DS-PRT.</w:t>
       </w:r>
     </w:p>
     <w:p>
@@ -13030,7 +13575,191 @@
           <w:color w:val="0B0B0D"/>
           <w:sz w:val="44"/>
         </w:rPr>
-        <w:t>19. Risks and Constraints</w:t>
+        <w:t>16d. Canonical Trade Intelligence Package Service (added in the independent-audit H1 repair)</w:t>
+      </w:r>
+    </w:p>
+    <w:p>
+      <w:pPr>
+        <w:pStyle w:val="Heading2"/>
+        <w:spacing w:before="360" w:after="160"/>
+        <w:pBdr>
+          <w:bottom w:val="single" w:sz="8" w:space="4" w:color="C8A45D"/>
+        </w:pBdr>
+      </w:pPr>
+      <w:r>
+        <w:rPr>
+          <w:rFonts w:ascii="Arial" w:hAnsi="Arial"/>
+          <w:b w:val="0"/>
+          <w:i w:val="0"/>
+          <w:color w:val="17181C"/>
+          <w:sz w:val="34"/>
+        </w:rPr>
+        <w:t>DS-ARC-028 — Canonical Trade Intelligence Package Service</w:t>
+      </w:r>
+    </w:p>
+    <w:p>
+      <w:pPr>
+        <w:spacing w:after="120" w:line="288" w:lineRule="auto"/>
+      </w:pPr>
+      <w:r>
+        <w:rPr>
+          <w:rFonts w:ascii="Arial" w:hAnsi="Arial"/>
+          <w:b/>
+          <w:i w:val="0"/>
+          <w:sz w:val="21"/>
+        </w:rPr>
+        <w:t>Priority:</w:t>
+      </w:r>
+      <w:r>
+        <w:rPr>
+          <w:rFonts w:ascii="Arial" w:hAnsi="Arial"/>
+          <w:b w:val="0"/>
+          <w:i w:val="0"/>
+          <w:sz w:val="21"/>
+        </w:rPr>
+        <w:t xml:space="preserve"> Critical | </w:t>
+      </w:r>
+      <w:r>
+        <w:rPr>
+          <w:rFonts w:ascii="Arial" w:hAnsi="Arial"/>
+          <w:b/>
+          <w:i w:val="0"/>
+          <w:sz w:val="21"/>
+        </w:rPr>
+        <w:t>Release Classification:</w:t>
+      </w:r>
+      <w:r>
+        <w:rPr>
+          <w:rFonts w:ascii="Arial" w:hAnsi="Arial"/>
+          <w:b w:val="0"/>
+          <w:i w:val="0"/>
+          <w:sz w:val="21"/>
+        </w:rPr>
+        <w:t xml:space="preserve"> Planned | </w:t>
+      </w:r>
+      <w:r>
+        <w:rPr>
+          <w:rFonts w:ascii="Arial" w:hAnsi="Arial"/>
+          <w:b/>
+          <w:i w:val="0"/>
+          <w:sz w:val="21"/>
+        </w:rPr>
+        <w:t>Status:</w:t>
+      </w:r>
+      <w:r>
+        <w:rPr>
+          <w:rFonts w:ascii="Arial" w:hAnsi="Arial"/>
+          <w:b w:val="0"/>
+          <w:i w:val="0"/>
+          <w:sz w:val="21"/>
+        </w:rPr>
+        <w:t xml:space="preserve"> Draft</w:t>
+      </w:r>
+    </w:p>
+    <w:p>
+      <w:pPr>
+        <w:spacing w:after="120" w:line="288" w:lineRule="auto"/>
+      </w:pPr>
+      <w:r>
+        <w:rPr>
+          <w:rFonts w:ascii="Arial" w:hAnsi="Arial"/>
+          <w:b/>
+          <w:i w:val="0"/>
+          <w:sz w:val="21"/>
+        </w:rPr>
+        <w:t>Governing Source:</w:t>
+      </w:r>
+      <w:r>
+        <w:rPr>
+          <w:rFonts w:ascii="Arial" w:hAnsi="Arial"/>
+          <w:b w:val="0"/>
+          <w:i w:val="0"/>
+          <w:sz w:val="21"/>
+        </w:rPr>
+        <w:t xml:space="preserve"> DS-SIG-005 (DS-002, Planned); DS-004 §11 (DS-ARC-011)</w:t>
+      </w:r>
+    </w:p>
+    <w:p>
+      <w:pPr>
+        <w:spacing w:after="120" w:line="288" w:lineRule="auto"/>
+      </w:pPr>
+      <w:r>
+        <w:rPr>
+          <w:rFonts w:ascii="Arial" w:hAnsi="Arial"/>
+          <w:b/>
+          <w:i w:val="0"/>
+          <w:sz w:val="21"/>
+        </w:rPr>
+        <w:t>Purpose:</w:t>
+      </w:r>
+      <w:r>
+        <w:rPr>
+          <w:rFonts w:ascii="Arial" w:hAnsi="Arial"/>
+          <w:b w:val="0"/>
+          <w:i w:val="0"/>
+          <w:sz w:val="21"/>
+        </w:rPr>
+        <w:t xml:space="preserve"> Give the canonical Trade Intelligence Package (DS-SIG-005) a single backend service producing and versioning it, so Sage, charts, journal, validation, execution, alerts, and audit all reference the identical object rather than each recomputing or reconstructing an equivalent one independently — closing the independent-audit H1 gap where the package existed only as a DS-002 requirement with no architectural owner.</w:t>
+      </w:r>
+    </w:p>
+    <w:p>
+      <w:pPr>
+        <w:spacing w:after="120" w:line="288" w:lineRule="auto"/>
+      </w:pPr>
+      <w:r>
+        <w:rPr>
+          <w:rFonts w:ascii="Arial" w:hAnsi="Arial"/>
+          <w:b/>
+          <w:i w:val="0"/>
+          <w:sz w:val="21"/>
+        </w:rPr>
+        <w:t>Description:</w:t>
+      </w:r>
+      <w:r>
+        <w:rPr>
+          <w:rFonts w:ascii="Arial" w:hAnsi="Arial"/>
+          <w:b w:val="0"/>
+          <w:i w:val="0"/>
+          <w:sz w:val="21"/>
+        </w:rPr>
+        <w:t xml:space="preserve"> DarkSage should implement a single Trade Intelligence Package service that assembles a package's fields (DS-SIG-005's full field list) from their respective authoritative sources — Signal (DS-DB-004) for symbol/direction/confidence, the Risk Engine (DS-RSK-002) for capital-at-risk/risk-reward, StrategyProfile (DS-DB-005) for setup/strategy version, Research Intelligence (DS-ARC-026) for catalysts/evidence/contradictions, and the active automation mode (DS-EXE-008) for permission/automation state — never generating a deterministic field itself. Every package carries a stable identifier and version (DS-DB-028) referenced identically by every consuming surface (DS-CHT-006's chart overlays, DS-JRN's journal capture, DS-API-EXE-005's proposal creation, DS-ALT's alerts).</w:t>
+      </w:r>
+    </w:p>
+    <w:p>
+      <w:pPr>
+        <w:spacing w:after="120" w:line="288" w:lineRule="auto"/>
+      </w:pPr>
+      <w:r>
+        <w:rPr>
+          <w:rFonts w:ascii="Arial" w:hAnsi="Arial"/>
+          <w:b/>
+          <w:i w:val="0"/>
+          <w:sz w:val="21"/>
+        </w:rPr>
+        <w:t>Dependencies:</w:t>
+      </w:r>
+      <w:r>
+        <w:rPr>
+          <w:rFonts w:ascii="Arial" w:hAnsi="Arial"/>
+          <w:b w:val="0"/>
+          <w:i w:val="0"/>
+          <w:sz w:val="21"/>
+        </w:rPr>
+        <w:t xml:space="preserve"> DS-ARC-011 (TradeValidationPipeline, the package's downstream consumer); DS-SIG-005; DS-DB-028; DS-PRD-002, DS-PRD-004</w:t>
+      </w:r>
+    </w:p>
+    <w:p>
+      <w:pPr>
+        <w:spacing w:after="120" w:line="288" w:lineRule="auto"/>
+      </w:pPr>
+      <w:r>
+        <w:rPr>
+          <w:rFonts w:ascii="Arial" w:hAnsi="Arial"/>
+          <w:b/>
+          <w:i w:val="0"/>
+          <w:sz w:val="21"/>
+        </w:rPr>
+        <w:t>Acceptance Criteria:</w:t>
       </w:r>
     </w:p>
     <w:p>
@@ -13041,56 +13770,11 @@
       <w:r>
         <w:rPr>
           <w:rFonts w:ascii="Arial" w:hAnsi="Arial"/>
-          <w:b/>
-          <w:i w:val="0"/>
-          <w:sz w:val="21"/>
-        </w:rPr>
-        <w:t>Duplication risk:</w:t>
-      </w:r>
-      <w:r>
-        <w:rPr>
-          <w:rFonts w:ascii="Arial" w:hAnsi="Arial"/>
-          <w:b w:val="0"/>
-          <w:i w:val="0"/>
-          <w:sz w:val="21"/>
-        </w:rPr>
-        <w:t xml:space="preserve"> the greatest risk to this document is drifting out of sync with </w:t>
-      </w:r>
-      <w:r>
-        <w:rPr>
-          <w:rFonts w:ascii="Consolas" w:hAnsi="Consolas"/>
-          <w:b w:val="0"/>
-          <w:i w:val="0"/>
-          <w:sz w:val="20"/>
-        </w:rPr>
-        <w:t>ARCHITECTURE.md</w:t>
-      </w:r>
-      <w:r>
-        <w:rPr>
-          <w:rFonts w:ascii="Arial" w:hAnsi="Arial"/>
-          <w:b w:val="0"/>
-          <w:i w:val="0"/>
-          <w:sz w:val="21"/>
-        </w:rPr>
-        <w:t xml:space="preserve"> if the two are edited independently. Mitigation: DS-004 requirements cite </w:t>
-      </w:r>
-      <w:r>
-        <w:rPr>
-          <w:rFonts w:ascii="Consolas" w:hAnsi="Consolas"/>
-          <w:b w:val="0"/>
-          <w:i w:val="0"/>
-          <w:sz w:val="20"/>
-        </w:rPr>
-        <w:t>ARCHITECTURE.md</w:t>
-      </w:r>
-      <w:r>
-        <w:rPr>
-          <w:rFonts w:ascii="Arial" w:hAnsi="Arial"/>
-          <w:b w:val="0"/>
-          <w:i w:val="0"/>
-          <w:sz w:val="21"/>
-        </w:rPr>
-        <w:t xml:space="preserve"> sections as Governing Source rather than re-deriving content, and any future architecture change should update both together.</w:t>
+          <w:b w:val="0"/>
+          <w:i w:val="0"/>
+          <w:sz w:val="21"/>
+        </w:rPr>
+        <w:t>No consuming surface (chart, journal, validation, execution, alert, audit) recomputes a package field independently — each reads the same versioned package object.</w:t>
       </w:r>
     </w:p>
     <w:p>
@@ -13101,20 +13785,11 @@
       <w:r>
         <w:rPr>
           <w:rFonts w:ascii="Arial" w:hAnsi="Arial"/>
-          <w:b/>
-          <w:i w:val="0"/>
-          <w:sz w:val="21"/>
-        </w:rPr>
-        <w:t>Sequencing risk:</w:t>
-      </w:r>
-      <w:r>
-        <w:rPr>
-          <w:rFonts w:ascii="Arial" w:hAnsi="Arial"/>
-          <w:b w:val="0"/>
-          <w:i w:val="0"/>
-          <w:sz w:val="21"/>
-        </w:rPr>
-        <w:t xml:space="preserve"> DS-004 is authored before DS-005/DS-006/DS-007/DS-008; several Implementation Notes delegate schema/API/UI/security detail forward, consistent with DS-002/DS-003's same pattern.</w:t>
+          <w:b w:val="0"/>
+          <w:i w:val="0"/>
+          <w:sz w:val="21"/>
+        </w:rPr>
+        <w:t>A field with no current value (e.g., no assigned strategy yet) is explicit/null in the package, never fabricated (DS-SIG-005's own acceptance criterion).</w:t>
       </w:r>
     </w:p>
     <w:p>
@@ -13125,74 +13800,80 @@
       <w:r>
         <w:rPr>
           <w:rFonts w:ascii="Arial" w:hAnsi="Arial"/>
+          <w:b w:val="0"/>
+          <w:i w:val="0"/>
+          <w:sz w:val="21"/>
+        </w:rPr>
+        <w:t>Deterministic fields (capital at risk, risk/reward, position size) trace to their owning engine's calculation, never to generated text.</w:t>
+      </w:r>
+    </w:p>
+    <w:p>
+      <w:pPr>
+        <w:spacing w:after="120" w:line="288" w:lineRule="auto"/>
+      </w:pPr>
+      <w:r>
+        <w:rPr>
+          <w:rFonts w:ascii="Arial" w:hAnsi="Arial"/>
           <w:b/>
           <w:i w:val="0"/>
           <w:sz w:val="21"/>
         </w:rPr>
-        <w:t>Classification discipline:</w:t>
-      </w:r>
-      <w:r>
-        <w:rPr>
-          <w:rFonts w:ascii="Arial" w:hAnsi="Arial"/>
-          <w:b w:val="0"/>
-          <w:i w:val="0"/>
-          <w:sz w:val="21"/>
-        </w:rPr>
-        <w:t xml:space="preserve"> applied the same Committed/MVP eligibility test as DS-002/DS-003, now explicitly including </w:t>
-      </w:r>
-      <w:r>
-        <w:rPr>
-          <w:rFonts w:ascii="Consolas" w:hAnsi="Consolas"/>
-          <w:b w:val="0"/>
-          <w:i w:val="0"/>
-          <w:sz w:val="20"/>
-        </w:rPr>
-        <w:t>ARCHITECTURE.md</w:t>
-      </w:r>
-      <w:r>
-        <w:rPr>
-          <w:rFonts w:ascii="Arial" w:hAnsi="Arial"/>
-          <w:b w:val="0"/>
-          <w:i w:val="0"/>
-          <w:sz w:val="21"/>
-        </w:rPr>
-        <w:t>/</w:t>
-      </w:r>
-      <w:r>
-        <w:rPr>
-          <w:rFonts w:ascii="Consolas" w:hAnsi="Consolas"/>
-          <w:b w:val="0"/>
-          <w:i w:val="0"/>
-          <w:sz w:val="20"/>
-        </w:rPr>
-        <w:t>PROJECT_SPEC.md</w:t>
-      </w:r>
-      <w:r>
-        <w:rPr>
-          <w:rFonts w:ascii="Arial" w:hAnsi="Arial"/>
-          <w:b w:val="0"/>
-          <w:i w:val="0"/>
-          <w:sz w:val="21"/>
-        </w:rPr>
-        <w:t>/</w:t>
-      </w:r>
-      <w:r>
-        <w:rPr>
-          <w:rFonts w:ascii="Consolas" w:hAnsi="Consolas"/>
-          <w:b w:val="0"/>
-          <w:i w:val="0"/>
-          <w:sz w:val="20"/>
-        </w:rPr>
-        <w:t>ROADMAP.md</w:t>
-      </w:r>
-      <w:r>
-        <w:rPr>
-          <w:rFonts w:ascii="Arial" w:hAnsi="Arial"/>
-          <w:b w:val="0"/>
-          <w:i w:val="0"/>
-          <w:sz w:val="21"/>
-        </w:rPr>
-        <w:t xml:space="preserve"> as authoritative controlled sources per the DS-002 v0.4.0 reconciliation.</w:t>
+        <w:t>Edge Cases:</w:t>
+      </w:r>
+      <w:r>
+        <w:rPr>
+          <w:rFonts w:ascii="Arial" w:hAnsi="Arial"/>
+          <w:b w:val="0"/>
+          <w:i w:val="0"/>
+          <w:sz w:val="21"/>
+        </w:rPr>
+        <w:t xml:space="preserve"> A package referenced by an expired Signal (DS-SIG-004) retains its own historical field values; it is not silently regenerated against current market conditions.</w:t>
+      </w:r>
+    </w:p>
+    <w:p>
+      <w:pPr>
+        <w:spacing w:after="120" w:line="288" w:lineRule="auto"/>
+      </w:pPr>
+      <w:r>
+        <w:rPr>
+          <w:rFonts w:ascii="Arial" w:hAnsi="Arial"/>
+          <w:b/>
+          <w:i w:val="0"/>
+          <w:sz w:val="21"/>
+        </w:rPr>
+        <w:t>Implementation Notes:</w:t>
+      </w:r>
+      <w:r>
+        <w:rPr>
+          <w:rFonts w:ascii="Arial" w:hAnsi="Arial"/>
+          <w:b w:val="0"/>
+          <w:i w:val="0"/>
+          <w:sz w:val="21"/>
+        </w:rPr>
+        <w:t xml:space="preserve"> DS-005 (DS-DB-028) defines the schema; DS-006 (DS-API-TIP-001) defines the read/reference contract; DS-007 (DS-UX-025) defines cross-surface presentation consistency; DS-008 (DS-SCA-029, added for independent-audit Blocker 2) defines the package's integrity, provenance, tamper-detection, authorization, and fail-closed security authority — this service never writes a deterministic field without an auditable call to the owning engine, per DS-SCA-029's no-unauthorized-override rule.</w:t>
+      </w:r>
+    </w:p>
+    <w:p>
+      <w:pPr>
+        <w:spacing w:after="120" w:line="288" w:lineRule="auto"/>
+      </w:pPr>
+      <w:r>
+        <w:rPr>
+          <w:rFonts w:ascii="Arial" w:hAnsi="Arial"/>
+          <w:b/>
+          <w:i w:val="0"/>
+          <w:sz w:val="21"/>
+        </w:rPr>
+        <w:t>Testing:</w:t>
+      </w:r>
+      <w:r>
+        <w:rPr>
+          <w:rFonts w:ascii="Arial" w:hAnsi="Arial"/>
+          <w:b w:val="0"/>
+          <w:i w:val="0"/>
+          <w:sz w:val="21"/>
+        </w:rPr>
+        <w:t xml:space="preserve"> Cross-surface consistency test confirming chart, journal, and alert renderings of the same package ID show identical field values; field-provenance audit confirming every deterministic field traces to its owning engine.</w:t>
       </w:r>
     </w:p>
     <w:p>
@@ -13211,7 +13892,7 @@
           <w:color w:val="0B0B0D"/>
           <w:sz w:val="44"/>
         </w:rPr>
-        <w:t>20. Verification Approach</w:t>
+        <w:t>17. Non-Goals</w:t>
       </w:r>
     </w:p>
     <w:p>
@@ -13225,7 +13906,7 @@
           <w:i w:val="0"/>
           <w:sz w:val="21"/>
         </w:rPr>
-        <w:t xml:space="preserve">Each DS-ARC requirement states its own Testing. </w:t>
+        <w:t xml:space="preserve">Consistent with </w:t>
       </w:r>
       <w:r>
         <w:rPr>
@@ -13234,142 +13915,106 @@
           <w:i w:val="0"/>
           <w:sz w:val="20"/>
         </w:rPr>
-        <w:t>scripts/verify-foundation.sh</w:t>
-      </w:r>
-      <w:r>
-        <w:rPr>
-          <w:rFonts w:ascii="Arial" w:hAnsi="Arial"/>
-          <w:b w:val="0"/>
-          <w:i w:val="0"/>
-          <w:sz w:val="21"/>
-        </w:rPr>
-        <w:t xml:space="preserve"> already mechanically enforces the </w:t>
-      </w:r>
-      <w:r>
-        <w:rPr>
-          <w:rFonts w:ascii="Consolas" w:hAnsi="Consolas"/>
-          <w:b w:val="0"/>
-          <w:i w:val="0"/>
-          <w:sz w:val="20"/>
-        </w:rPr>
-        <w:t>TradeValidationPipeline</w:t>
-      </w:r>
-      <w:r>
-        <w:rPr>
-          <w:rFonts w:ascii="Arial" w:hAnsi="Arial"/>
-          <w:b w:val="0"/>
-          <w:i w:val="0"/>
-          <w:sz w:val="21"/>
-        </w:rPr>
-        <w:t xml:space="preserve">'s canonical-source consistency (DS-ARC-011) across </w:t>
-      </w:r>
-      <w:r>
-        <w:rPr>
-          <w:rFonts w:ascii="Consolas" w:hAnsi="Consolas"/>
-          <w:b w:val="0"/>
-          <w:i w:val="0"/>
-          <w:sz w:val="20"/>
-        </w:rPr>
-        <w:t>ARCHITECTURE.md</w:t>
-      </w:r>
-      <w:r>
-        <w:rPr>
-          <w:rFonts w:ascii="Arial" w:hAnsi="Arial"/>
-          <w:b w:val="0"/>
-          <w:i w:val="0"/>
-          <w:sz w:val="21"/>
-        </w:rPr>
-        <w:t xml:space="preserve">, </w:t>
-      </w:r>
-      <w:r>
-        <w:rPr>
-          <w:rFonts w:ascii="Consolas" w:hAnsi="Consolas"/>
-          <w:b w:val="0"/>
-          <w:i w:val="0"/>
-          <w:sz w:val="20"/>
-        </w:rPr>
-        <w:t>PROJECT_SPEC.md</w:t>
-      </w:r>
-      <w:r>
-        <w:rPr>
-          <w:rFonts w:ascii="Arial" w:hAnsi="Arial"/>
-          <w:b w:val="0"/>
-          <w:i w:val="0"/>
-          <w:sz w:val="21"/>
-        </w:rPr>
-        <w:t xml:space="preserve">, </w:t>
-      </w:r>
-      <w:r>
-        <w:rPr>
-          <w:rFonts w:ascii="Consolas" w:hAnsi="Consolas"/>
-          <w:b w:val="0"/>
-          <w:i w:val="0"/>
-          <w:sz w:val="20"/>
-        </w:rPr>
-        <w:t>TRADING_RULES.md</w:t>
-      </w:r>
-      <w:r>
-        <w:rPr>
-          <w:rFonts w:ascii="Arial" w:hAnsi="Arial"/>
-          <w:b w:val="0"/>
-          <w:i w:val="0"/>
-          <w:sz w:val="21"/>
-        </w:rPr>
-        <w:t xml:space="preserve">, </w:t>
-      </w:r>
-      <w:r>
-        <w:rPr>
-          <w:rFonts w:ascii="Consolas" w:hAnsi="Consolas"/>
-          <w:b w:val="0"/>
-          <w:i w:val="0"/>
-          <w:sz w:val="20"/>
-        </w:rPr>
-        <w:t>SECURITY_RULES.md</w:t>
-      </w:r>
-      <w:r>
-        <w:rPr>
-          <w:rFonts w:ascii="Arial" w:hAnsi="Arial"/>
-          <w:b w:val="0"/>
-          <w:i w:val="0"/>
-          <w:sz w:val="21"/>
-        </w:rPr>
-        <w:t xml:space="preserve">, and </w:t>
-      </w:r>
-      <w:r>
-        <w:rPr>
-          <w:rFonts w:ascii="Consolas" w:hAnsi="Consolas"/>
-          <w:b w:val="0"/>
-          <w:i w:val="0"/>
-          <w:sz w:val="20"/>
-        </w:rPr>
-        <w:t>ROADMAP.md</w:t>
-      </w:r>
-      <w:r>
-        <w:rPr>
-          <w:rFonts w:ascii="Arial" w:hAnsi="Arial"/>
-          <w:b w:val="0"/>
-          <w:i w:val="0"/>
-          <w:sz w:val="21"/>
-        </w:rPr>
-        <w:t xml:space="preserve">. Document-level verification (unique-ID check, cross-reference consistency, Release Classification consistency) is recorded in </w:t>
-      </w:r>
-      <w:r>
-        <w:rPr>
-          <w:rFonts w:ascii="Consolas" w:hAnsi="Consolas"/>
-          <w:b w:val="0"/>
-          <w:i w:val="0"/>
-          <w:sz w:val="20"/>
-        </w:rPr>
-        <w:t>.ai-workflow/HANDOFF.md</w:t>
-      </w:r>
-      <w:r>
-        <w:rPr>
-          <w:rFonts w:ascii="Arial" w:hAnsi="Arial"/>
-          <w:b w:val="0"/>
-          <w:i w:val="0"/>
-          <w:sz w:val="21"/>
-        </w:rPr>
-        <w:t xml:space="preserve"> for this task.</w:t>
+        <w:t>AGENTS.md</w:t>
+      </w:r>
+      <w:r>
+        <w:rPr>
+          <w:rFonts w:ascii="Arial" w:hAnsi="Arial"/>
+          <w:b w:val="0"/>
+          <w:i w:val="0"/>
+          <w:sz w:val="21"/>
+        </w:rPr>
+        <w:t xml:space="preserve"> "Scope Control," DS-004 does not authorize, without explicit separate approval:</w:t>
+      </w:r>
+    </w:p>
+    <w:p>
+      <w:pPr>
+        <w:pStyle w:val="ListBullet"/>
+        <w:spacing w:after="60"/>
+      </w:pPr>
+      <w:r>
+        <w:rPr>
+          <w:rFonts w:ascii="Arial" w:hAnsi="Arial"/>
+          <w:b w:val="0"/>
+          <w:i w:val="0"/>
+          <w:sz w:val="21"/>
+        </w:rPr>
+        <w:t>replacing core frameworks (Electron/React/TypeScript, Python/FastAPI, SQLite) once adopted;</w:t>
+      </w:r>
+    </w:p>
+    <w:p>
+      <w:pPr>
+        <w:pStyle w:val="ListBullet"/>
+        <w:spacing w:after="60"/>
+      </w:pPr>
+      <w:r>
+        <w:rPr>
+          <w:rFonts w:ascii="Arial" w:hAnsi="Arial"/>
+          <w:b w:val="0"/>
+          <w:i w:val="0"/>
+          <w:sz w:val="21"/>
+        </w:rPr>
+        <w:t>changing broker architecture;</w:t>
+      </w:r>
+    </w:p>
+    <w:p>
+      <w:pPr>
+        <w:pStyle w:val="ListBullet"/>
+        <w:spacing w:after="60"/>
+      </w:pPr>
+      <w:r>
+        <w:rPr>
+          <w:rFonts w:ascii="Arial" w:hAnsi="Arial"/>
+          <w:b w:val="0"/>
+          <w:i w:val="0"/>
+          <w:sz w:val="21"/>
+        </w:rPr>
+        <w:t>changing database strategy (SQLite → PostgreSQL) ahead of its scheduled phase;</w:t>
+      </w:r>
+    </w:p>
+    <w:p>
+      <w:pPr>
+        <w:pStyle w:val="ListBullet"/>
+        <w:spacing w:after="60"/>
+      </w:pPr>
+      <w:r>
+        <w:rPr>
+          <w:rFonts w:ascii="Arial" w:hAnsi="Arial"/>
+          <w:b w:val="0"/>
+          <w:i w:val="0"/>
+          <w:sz w:val="21"/>
+        </w:rPr>
+        <w:t>removing any safety system described in this document;</w:t>
+      </w:r>
+    </w:p>
+    <w:p>
+      <w:pPr>
+        <w:pStyle w:val="ListBullet"/>
+        <w:spacing w:after="60"/>
+      </w:pPr>
+      <w:r>
+        <w:rPr>
+          <w:rFonts w:ascii="Arial" w:hAnsi="Arial"/>
+          <w:b w:val="0"/>
+          <w:i w:val="0"/>
+          <w:sz w:val="21"/>
+        </w:rPr>
+        <w:t>adding live trading capability;</w:t>
+      </w:r>
+    </w:p>
+    <w:p>
+      <w:pPr>
+        <w:pStyle w:val="ListBullet"/>
+        <w:spacing w:after="60"/>
+      </w:pPr>
+      <w:r>
+        <w:rPr>
+          <w:rFonts w:ascii="Arial" w:hAnsi="Arial"/>
+          <w:b w:val="0"/>
+          <w:i w:val="0"/>
+          <w:sz w:val="21"/>
+        </w:rPr>
+        <w:t>adding paid dependencies or unnecessary cloud infrastructure.</w:t>
       </w:r>
     </w:p>
     <w:p>
@@ -13388,7 +14033,7 @@
           <w:color w:val="0B0B0D"/>
           <w:sz w:val="44"/>
         </w:rPr>
-        <w:t>21. References</w:t>
+        <w:t>18. Dependencies</w:t>
       </w:r>
     </w:p>
     <w:p>
@@ -13398,30 +14043,12 @@
       </w:pPr>
       <w:r>
         <w:rPr>
-          <w:rFonts w:ascii="Consolas" w:hAnsi="Consolas"/>
-          <w:b w:val="0"/>
-          <w:i w:val="0"/>
-          <w:sz w:val="20"/>
-        </w:rPr>
-        <w:t>docs/CODEX_INDEX.md</w:t>
-      </w:r>
-      <w:r>
-        <w:rPr>
-          <w:rFonts w:ascii="Arial" w:hAnsi="Arial"/>
-          <w:b w:val="0"/>
-          <w:i w:val="0"/>
-          <w:sz w:val="21"/>
-        </w:rPr>
-        <w:t xml:space="preserve">, </w:t>
-      </w:r>
-      <w:r>
-        <w:rPr>
-          <w:rFonts w:ascii="Consolas" w:hAnsi="Consolas"/>
-          <w:b w:val="0"/>
-          <w:i w:val="0"/>
-          <w:sz w:val="20"/>
-        </w:rPr>
-        <w:t>docs/standards/*</w:t>
+          <w:rFonts w:ascii="Arial" w:hAnsi="Arial"/>
+          <w:b w:val="0"/>
+          <w:i w:val="0"/>
+          <w:sz w:val="21"/>
+        </w:rPr>
+        <w:t>DS-001 — Executive Vision &amp; Product Foundation</w:t>
       </w:r>
     </w:p>
     <w:p>
@@ -13431,12 +14058,30 @@
       </w:pPr>
       <w:r>
         <w:rPr>
+          <w:rFonts w:ascii="Arial" w:hAnsi="Arial"/>
+          <w:b w:val="0"/>
+          <w:i w:val="0"/>
+          <w:sz w:val="21"/>
+        </w:rPr>
+        <w:t>DS-002 — Software Requirements Specification</w:t>
+      </w:r>
+      <w:r>
+        <w:rPr>
+          <w:rFonts w:ascii="Arial" w:hAnsi="Arial"/>
+          <w:b w:val="0"/>
+          <w:i w:val="0"/>
+          <w:sz w:val="21"/>
+        </w:rPr>
+        <w:t xml:space="preserve">, including the </w:t>
+      </w:r>
+      <w:r>
+        <w:rPr>
           <w:rFonts w:ascii="Consolas" w:hAnsi="Consolas"/>
           <w:b w:val="0"/>
           <w:i w:val="0"/>
           <w:sz w:val="20"/>
         </w:rPr>
-        <w:t>ARCHITECTURE.md</w:t>
+        <w:t>DS-SIG</w:t>
       </w:r>
       <w:r>
         <w:rPr>
@@ -13454,7 +14099,7 @@
           <w:i w:val="0"/>
           <w:sz w:val="20"/>
         </w:rPr>
-        <w:t>PROJECT_SPEC.md</w:t>
+        <w:t>DS-EXE</w:t>
       </w:r>
       <w:r>
         <w:rPr>
@@ -13472,7 +14117,7 @@
           <w:i w:val="0"/>
           <w:sz w:val="20"/>
         </w:rPr>
-        <w:t>ROADMAP.md</w:t>
+        <w:t>DS-PERF</w:t>
       </w:r>
       <w:r>
         <w:rPr>
@@ -13490,43 +14135,16 @@
           <w:i w:val="0"/>
           <w:sz w:val="20"/>
         </w:rPr>
-        <w:t>TRADING_RULES.md</w:t>
-      </w:r>
-      <w:r>
-        <w:rPr>
-          <w:rFonts w:ascii="Arial" w:hAnsi="Arial"/>
-          <w:b w:val="0"/>
-          <w:i w:val="0"/>
-          <w:sz w:val="21"/>
-        </w:rPr>
-        <w:t xml:space="preserve">, </w:t>
-      </w:r>
-      <w:r>
-        <w:rPr>
-          <w:rFonts w:ascii="Consolas" w:hAnsi="Consolas"/>
-          <w:b w:val="0"/>
-          <w:i w:val="0"/>
-          <w:sz w:val="20"/>
-        </w:rPr>
-        <w:t>SECURITY_RULES.md</w:t>
-      </w:r>
-      <w:r>
-        <w:rPr>
-          <w:rFonts w:ascii="Arial" w:hAnsi="Arial"/>
-          <w:b w:val="0"/>
-          <w:i w:val="0"/>
-          <w:sz w:val="21"/>
-        </w:rPr>
-        <w:t xml:space="preserve">, </w:t>
-      </w:r>
-      <w:r>
-        <w:rPr>
-          <w:rFonts w:ascii="Consolas" w:hAnsi="Consolas"/>
-          <w:b w:val="0"/>
-          <w:i w:val="0"/>
-          <w:sz w:val="20"/>
-        </w:rPr>
-        <w:t>AGENTS.md</w:t>
+        <w:t>DS-MOB</w:t>
+      </w:r>
+      <w:r>
+        <w:rPr>
+          <w:rFonts w:ascii="Arial" w:hAnsi="Arial"/>
+          <w:b w:val="0"/>
+          <w:i w:val="0"/>
+          <w:sz w:val="21"/>
+        </w:rPr>
+        <w:t xml:space="preserve"> families added in the DS-002-A03 repair</w:t>
       </w:r>
     </w:p>
     <w:p>
@@ -13536,30 +14154,12 @@
       </w:pPr>
       <w:r>
         <w:rPr>
-          <w:rFonts w:ascii="Consolas" w:hAnsi="Consolas"/>
-          <w:b w:val="0"/>
-          <w:i w:val="0"/>
-          <w:sz w:val="20"/>
-        </w:rPr>
-        <w:t>docs/pipeline-stages.txt</w:t>
-      </w:r>
-      <w:r>
-        <w:rPr>
-          <w:rFonts w:ascii="Arial" w:hAnsi="Arial"/>
-          <w:b w:val="0"/>
-          <w:i w:val="0"/>
-          <w:sz w:val="21"/>
-        </w:rPr>
-        <w:t xml:space="preserve">, </w:t>
-      </w:r>
-      <w:r>
-        <w:rPr>
-          <w:rFonts w:ascii="Consolas" w:hAnsi="Consolas"/>
-          <w:b w:val="0"/>
-          <w:i w:val="0"/>
-          <w:sz w:val="20"/>
-        </w:rPr>
-        <w:t>scripts/verify-foundation.sh</w:t>
+          <w:rFonts w:ascii="Arial" w:hAnsi="Arial"/>
+          <w:b w:val="0"/>
+          <w:i w:val="0"/>
+          <w:sz w:val="21"/>
+        </w:rPr>
+        <w:t>DS-003 — Sage AI Bible</w:t>
       </w:r>
     </w:p>
     <w:p>
@@ -13569,12 +14169,30 @@
       </w:pPr>
       <w:r>
         <w:rPr>
-          <w:rFonts w:ascii="Consolas" w:hAnsi="Consolas"/>
-          <w:b w:val="0"/>
-          <w:i w:val="0"/>
-          <w:sz w:val="20"/>
-        </w:rPr>
-        <w:t>docs/codex/Volume-01-Foundation/DS-001-Executive-Vision.md</w:t>
+          <w:rFonts w:ascii="Arial" w:hAnsi="Arial"/>
+          <w:b w:val="0"/>
+          <w:i w:val="0"/>
+          <w:sz w:val="21"/>
+        </w:rPr>
+        <w:t>ADR-001</w:t>
+      </w:r>
+      <w:r>
+        <w:rPr>
+          <w:rFonts w:ascii="Arial" w:hAnsi="Arial"/>
+          <w:b w:val="0"/>
+          <w:i w:val="0"/>
+          <w:sz w:val="21"/>
+        </w:rPr>
+        <w:t xml:space="preserve"> through </w:t>
+      </w:r>
+      <w:r>
+        <w:rPr>
+          <w:rFonts w:ascii="Arial" w:hAnsi="Arial"/>
+          <w:b w:val="0"/>
+          <w:i w:val="0"/>
+          <w:sz w:val="21"/>
+        </w:rPr>
+        <w:t>ADR-004</w:t>
       </w:r>
     </w:p>
     <w:p>
@@ -13589,14 +14207,17 @@
           <w:i w:val="0"/>
           <w:sz w:val="20"/>
         </w:rPr>
-        <w:t>docs/codex/Volume-02-Product/DS-002-SRS.md</w:t>
-      </w:r>
-    </w:p>
-    <w:p>
-      <w:pPr>
-        <w:pStyle w:val="ListBullet"/>
-        <w:spacing w:after="60"/>
-      </w:pPr>
+        <w:t>ARCHITECTURE.md</w:t>
+      </w:r>
+      <w:r>
+        <w:rPr>
+          <w:rFonts w:ascii="Arial" w:hAnsi="Arial"/>
+          <w:b w:val="0"/>
+          <w:i w:val="0"/>
+          <w:sz w:val="21"/>
+        </w:rPr>
+        <w:t xml:space="preserve">, </w:t>
+      </w:r>
       <w:r>
         <w:rPr>
           <w:rFonts w:ascii="Consolas" w:hAnsi="Consolas"/>
@@ -13604,14 +14225,17 @@
           <w:i w:val="0"/>
           <w:sz w:val="20"/>
         </w:rPr>
-        <w:t>docs/codex/Volume-03-Sage/DS-003-Sage-AI-Bible.md</w:t>
-      </w:r>
-    </w:p>
-    <w:p>
-      <w:pPr>
-        <w:pStyle w:val="ListBullet"/>
-        <w:spacing w:after="60"/>
-      </w:pPr>
+        <w:t>PROJECT_SPEC.md</w:t>
+      </w:r>
+      <w:r>
+        <w:rPr>
+          <w:rFonts w:ascii="Arial" w:hAnsi="Arial"/>
+          <w:b w:val="0"/>
+          <w:i w:val="0"/>
+          <w:sz w:val="21"/>
+        </w:rPr>
+        <w:t xml:space="preserve">, </w:t>
+      </w:r>
       <w:r>
         <w:rPr>
           <w:rFonts w:ascii="Consolas" w:hAnsi="Consolas"/>
@@ -13619,16 +14243,16 @@
           <w:i w:val="0"/>
           <w:sz w:val="20"/>
         </w:rPr>
-        <w:t>docs/codex/Volume-12-ADRs/ADR-001-Desktop-First-Application.md</w:t>
-      </w:r>
-      <w:r>
-        <w:rPr>
-          <w:rFonts w:ascii="Arial" w:hAnsi="Arial"/>
-          <w:b w:val="0"/>
-          <w:i w:val="0"/>
-          <w:sz w:val="21"/>
-        </w:rPr>
-        <w:t xml:space="preserve"> through </w:t>
+        <w:t>ROADMAP.md</w:t>
+      </w:r>
+      <w:r>
+        <w:rPr>
+          <w:rFonts w:ascii="Arial" w:hAnsi="Arial"/>
+          <w:b w:val="0"/>
+          <w:i w:val="0"/>
+          <w:sz w:val="21"/>
+        </w:rPr>
+        <w:t xml:space="preserve">, </w:t>
       </w:r>
       <w:r>
         <w:rPr>
@@ -13637,7 +14261,52 @@
           <w:i w:val="0"/>
           <w:sz w:val="20"/>
         </w:rPr>
-        <w:t>ADR-004-Presentation-Independence.md</w:t>
+        <w:t>TRADING_RULES.md</w:t>
+      </w:r>
+      <w:r>
+        <w:rPr>
+          <w:rFonts w:ascii="Arial" w:hAnsi="Arial"/>
+          <w:b w:val="0"/>
+          <w:i w:val="0"/>
+          <w:sz w:val="21"/>
+        </w:rPr>
+        <w:t xml:space="preserve">, </w:t>
+      </w:r>
+      <w:r>
+        <w:rPr>
+          <w:rFonts w:ascii="Consolas" w:hAnsi="Consolas"/>
+          <w:b w:val="0"/>
+          <w:i w:val="0"/>
+          <w:sz w:val="20"/>
+        </w:rPr>
+        <w:t>SECURITY_RULES.md</w:t>
+      </w:r>
+      <w:r>
+        <w:rPr>
+          <w:rFonts w:ascii="Arial" w:hAnsi="Arial"/>
+          <w:b w:val="0"/>
+          <w:i w:val="0"/>
+          <w:sz w:val="21"/>
+        </w:rPr>
+        <w:t xml:space="preserve">, </w:t>
+      </w:r>
+      <w:r>
+        <w:rPr>
+          <w:rFonts w:ascii="Consolas" w:hAnsi="Consolas"/>
+          <w:b w:val="0"/>
+          <w:i w:val="0"/>
+          <w:sz w:val="20"/>
+        </w:rPr>
+        <w:t>AGENTS.md</w:t>
+      </w:r>
+      <w:r>
+        <w:rPr>
+          <w:rFonts w:ascii="Arial" w:hAnsi="Arial"/>
+          <w:b w:val="0"/>
+          <w:i w:val="0"/>
+          <w:sz w:val="21"/>
+        </w:rPr>
+        <w:t xml:space="preserve"> (repository root — primary source for this document)</w:t>
       </w:r>
     </w:p>
     <w:p>
@@ -13656,6 +14325,632 @@
           <w:color w:val="0B0B0D"/>
           <w:sz w:val="44"/>
         </w:rPr>
+        <w:t>19. Risks and Constraints</w:t>
+      </w:r>
+    </w:p>
+    <w:p>
+      <w:pPr>
+        <w:pStyle w:val="ListBullet"/>
+        <w:spacing w:after="60"/>
+      </w:pPr>
+      <w:r>
+        <w:rPr>
+          <w:rFonts w:ascii="Arial" w:hAnsi="Arial"/>
+          <w:b/>
+          <w:i w:val="0"/>
+          <w:sz w:val="21"/>
+        </w:rPr>
+        <w:t>Duplication risk:</w:t>
+      </w:r>
+      <w:r>
+        <w:rPr>
+          <w:rFonts w:ascii="Arial" w:hAnsi="Arial"/>
+          <w:b w:val="0"/>
+          <w:i w:val="0"/>
+          <w:sz w:val="21"/>
+        </w:rPr>
+        <w:t xml:space="preserve"> the greatest risk to this document is drifting out of sync with </w:t>
+      </w:r>
+      <w:r>
+        <w:rPr>
+          <w:rFonts w:ascii="Consolas" w:hAnsi="Consolas"/>
+          <w:b w:val="0"/>
+          <w:i w:val="0"/>
+          <w:sz w:val="20"/>
+        </w:rPr>
+        <w:t>ARCHITECTURE.md</w:t>
+      </w:r>
+      <w:r>
+        <w:rPr>
+          <w:rFonts w:ascii="Arial" w:hAnsi="Arial"/>
+          <w:b w:val="0"/>
+          <w:i w:val="0"/>
+          <w:sz w:val="21"/>
+        </w:rPr>
+        <w:t xml:space="preserve"> if the two are edited independently. Mitigation: DS-004 requirements cite </w:t>
+      </w:r>
+      <w:r>
+        <w:rPr>
+          <w:rFonts w:ascii="Consolas" w:hAnsi="Consolas"/>
+          <w:b w:val="0"/>
+          <w:i w:val="0"/>
+          <w:sz w:val="20"/>
+        </w:rPr>
+        <w:t>ARCHITECTURE.md</w:t>
+      </w:r>
+      <w:r>
+        <w:rPr>
+          <w:rFonts w:ascii="Arial" w:hAnsi="Arial"/>
+          <w:b w:val="0"/>
+          <w:i w:val="0"/>
+          <w:sz w:val="21"/>
+        </w:rPr>
+        <w:t xml:space="preserve"> sections as Governing Source rather than re-deriving content, and any future architecture change should update both together.</w:t>
+      </w:r>
+    </w:p>
+    <w:p>
+      <w:pPr>
+        <w:pStyle w:val="ListBullet"/>
+        <w:spacing w:after="60"/>
+      </w:pPr>
+      <w:r>
+        <w:rPr>
+          <w:rFonts w:ascii="Arial" w:hAnsi="Arial"/>
+          <w:b/>
+          <w:i w:val="0"/>
+          <w:sz w:val="21"/>
+        </w:rPr>
+        <w:t>Sequencing risk:</w:t>
+      </w:r>
+      <w:r>
+        <w:rPr>
+          <w:rFonts w:ascii="Arial" w:hAnsi="Arial"/>
+          <w:b w:val="0"/>
+          <w:i w:val="0"/>
+          <w:sz w:val="21"/>
+        </w:rPr>
+        <w:t xml:space="preserve"> DS-004 is authored before DS-005/DS-006/DS-007/DS-008; several Implementation Notes delegate schema/API/UI/security detail forward, consistent with DS-002/DS-003's same pattern.</w:t>
+      </w:r>
+    </w:p>
+    <w:p>
+      <w:pPr>
+        <w:pStyle w:val="ListBullet"/>
+        <w:spacing w:after="60"/>
+      </w:pPr>
+      <w:r>
+        <w:rPr>
+          <w:rFonts w:ascii="Arial" w:hAnsi="Arial"/>
+          <w:b/>
+          <w:i w:val="0"/>
+          <w:sz w:val="21"/>
+        </w:rPr>
+        <w:t>Classification discipline:</w:t>
+      </w:r>
+      <w:r>
+        <w:rPr>
+          <w:rFonts w:ascii="Arial" w:hAnsi="Arial"/>
+          <w:b w:val="0"/>
+          <w:i w:val="0"/>
+          <w:sz w:val="21"/>
+        </w:rPr>
+        <w:t xml:space="preserve"> applied the same Committed/MVP eligibility test as DS-002/DS-003, now explicitly including </w:t>
+      </w:r>
+      <w:r>
+        <w:rPr>
+          <w:rFonts w:ascii="Consolas" w:hAnsi="Consolas"/>
+          <w:b w:val="0"/>
+          <w:i w:val="0"/>
+          <w:sz w:val="20"/>
+        </w:rPr>
+        <w:t>ARCHITECTURE.md</w:t>
+      </w:r>
+      <w:r>
+        <w:rPr>
+          <w:rFonts w:ascii="Arial" w:hAnsi="Arial"/>
+          <w:b w:val="0"/>
+          <w:i w:val="0"/>
+          <w:sz w:val="21"/>
+        </w:rPr>
+        <w:t>/</w:t>
+      </w:r>
+      <w:r>
+        <w:rPr>
+          <w:rFonts w:ascii="Consolas" w:hAnsi="Consolas"/>
+          <w:b w:val="0"/>
+          <w:i w:val="0"/>
+          <w:sz w:val="20"/>
+        </w:rPr>
+        <w:t>PROJECT_SPEC.md</w:t>
+      </w:r>
+      <w:r>
+        <w:rPr>
+          <w:rFonts w:ascii="Arial" w:hAnsi="Arial"/>
+          <w:b w:val="0"/>
+          <w:i w:val="0"/>
+          <w:sz w:val="21"/>
+        </w:rPr>
+        <w:t>/</w:t>
+      </w:r>
+      <w:r>
+        <w:rPr>
+          <w:rFonts w:ascii="Consolas" w:hAnsi="Consolas"/>
+          <w:b w:val="0"/>
+          <w:i w:val="0"/>
+          <w:sz w:val="20"/>
+        </w:rPr>
+        <w:t>ROADMAP.md</w:t>
+      </w:r>
+      <w:r>
+        <w:rPr>
+          <w:rFonts w:ascii="Arial" w:hAnsi="Arial"/>
+          <w:b w:val="0"/>
+          <w:i w:val="0"/>
+          <w:sz w:val="21"/>
+        </w:rPr>
+        <w:t xml:space="preserve"> as authoritative controlled sources per the DS-002 v0.4.0 reconciliation.</w:t>
+      </w:r>
+    </w:p>
+    <w:p>
+      <w:pPr>
+        <w:pStyle w:val="Heading1"/>
+        <w:spacing w:before="480" w:after="240"/>
+        <w:pBdr>
+          <w:bottom w:val="single" w:sz="16" w:space="4" w:color="C8A45D"/>
+        </w:pBdr>
+      </w:pPr>
+      <w:r>
+        <w:rPr>
+          <w:rFonts w:ascii="Arial" w:hAnsi="Arial"/>
+          <w:b w:val="0"/>
+          <w:i w:val="0"/>
+          <w:color w:val="0B0B0D"/>
+          <w:sz w:val="44"/>
+        </w:rPr>
+        <w:t>20. Verification Approach</w:t>
+      </w:r>
+    </w:p>
+    <w:p>
+      <w:pPr>
+        <w:spacing w:after="120" w:line="288" w:lineRule="auto"/>
+      </w:pPr>
+      <w:r>
+        <w:rPr>
+          <w:rFonts w:ascii="Arial" w:hAnsi="Arial"/>
+          <w:b w:val="0"/>
+          <w:i w:val="0"/>
+          <w:sz w:val="21"/>
+        </w:rPr>
+        <w:t xml:space="preserve">Each DS-ARC requirement states its own Testing. </w:t>
+      </w:r>
+      <w:r>
+        <w:rPr>
+          <w:rFonts w:ascii="Consolas" w:hAnsi="Consolas"/>
+          <w:b w:val="0"/>
+          <w:i w:val="0"/>
+          <w:sz w:val="20"/>
+        </w:rPr>
+        <w:t>scripts/verify-foundation.sh</w:t>
+      </w:r>
+      <w:r>
+        <w:rPr>
+          <w:rFonts w:ascii="Arial" w:hAnsi="Arial"/>
+          <w:b w:val="0"/>
+          <w:i w:val="0"/>
+          <w:sz w:val="21"/>
+        </w:rPr>
+        <w:t xml:space="preserve"> already mechanically enforces the </w:t>
+      </w:r>
+      <w:r>
+        <w:rPr>
+          <w:rFonts w:ascii="Consolas" w:hAnsi="Consolas"/>
+          <w:b w:val="0"/>
+          <w:i w:val="0"/>
+          <w:sz w:val="20"/>
+        </w:rPr>
+        <w:t>TradeValidationPipeline</w:t>
+      </w:r>
+      <w:r>
+        <w:rPr>
+          <w:rFonts w:ascii="Arial" w:hAnsi="Arial"/>
+          <w:b w:val="0"/>
+          <w:i w:val="0"/>
+          <w:sz w:val="21"/>
+        </w:rPr>
+        <w:t xml:space="preserve">'s canonical-source consistency (DS-ARC-011) across </w:t>
+      </w:r>
+      <w:r>
+        <w:rPr>
+          <w:rFonts w:ascii="Consolas" w:hAnsi="Consolas"/>
+          <w:b w:val="0"/>
+          <w:i w:val="0"/>
+          <w:sz w:val="20"/>
+        </w:rPr>
+        <w:t>ARCHITECTURE.md</w:t>
+      </w:r>
+      <w:r>
+        <w:rPr>
+          <w:rFonts w:ascii="Arial" w:hAnsi="Arial"/>
+          <w:b w:val="0"/>
+          <w:i w:val="0"/>
+          <w:sz w:val="21"/>
+        </w:rPr>
+        <w:t xml:space="preserve">, </w:t>
+      </w:r>
+      <w:r>
+        <w:rPr>
+          <w:rFonts w:ascii="Consolas" w:hAnsi="Consolas"/>
+          <w:b w:val="0"/>
+          <w:i w:val="0"/>
+          <w:sz w:val="20"/>
+        </w:rPr>
+        <w:t>PROJECT_SPEC.md</w:t>
+      </w:r>
+      <w:r>
+        <w:rPr>
+          <w:rFonts w:ascii="Arial" w:hAnsi="Arial"/>
+          <w:b w:val="0"/>
+          <w:i w:val="0"/>
+          <w:sz w:val="21"/>
+        </w:rPr>
+        <w:t xml:space="preserve">, </w:t>
+      </w:r>
+      <w:r>
+        <w:rPr>
+          <w:rFonts w:ascii="Consolas" w:hAnsi="Consolas"/>
+          <w:b w:val="0"/>
+          <w:i w:val="0"/>
+          <w:sz w:val="20"/>
+        </w:rPr>
+        <w:t>TRADING_RULES.md</w:t>
+      </w:r>
+      <w:r>
+        <w:rPr>
+          <w:rFonts w:ascii="Arial" w:hAnsi="Arial"/>
+          <w:b w:val="0"/>
+          <w:i w:val="0"/>
+          <w:sz w:val="21"/>
+        </w:rPr>
+        <w:t xml:space="preserve">, </w:t>
+      </w:r>
+      <w:r>
+        <w:rPr>
+          <w:rFonts w:ascii="Consolas" w:hAnsi="Consolas"/>
+          <w:b w:val="0"/>
+          <w:i w:val="0"/>
+          <w:sz w:val="20"/>
+        </w:rPr>
+        <w:t>SECURITY_RULES.md</w:t>
+      </w:r>
+      <w:r>
+        <w:rPr>
+          <w:rFonts w:ascii="Arial" w:hAnsi="Arial"/>
+          <w:b w:val="0"/>
+          <w:i w:val="0"/>
+          <w:sz w:val="21"/>
+        </w:rPr>
+        <w:t xml:space="preserve">, and </w:t>
+      </w:r>
+      <w:r>
+        <w:rPr>
+          <w:rFonts w:ascii="Consolas" w:hAnsi="Consolas"/>
+          <w:b w:val="0"/>
+          <w:i w:val="0"/>
+          <w:sz w:val="20"/>
+        </w:rPr>
+        <w:t>ROADMAP.md</w:t>
+      </w:r>
+      <w:r>
+        <w:rPr>
+          <w:rFonts w:ascii="Arial" w:hAnsi="Arial"/>
+          <w:b w:val="0"/>
+          <w:i w:val="0"/>
+          <w:sz w:val="21"/>
+        </w:rPr>
+        <w:t xml:space="preserve">. Document-level verification (unique-ID check, cross-reference consistency, Release Classification consistency) is recorded in </w:t>
+      </w:r>
+      <w:r>
+        <w:rPr>
+          <w:rFonts w:ascii="Consolas" w:hAnsi="Consolas"/>
+          <w:b w:val="0"/>
+          <w:i w:val="0"/>
+          <w:sz w:val="20"/>
+        </w:rPr>
+        <w:t>.ai-workflow/HANDOFF.md</w:t>
+      </w:r>
+      <w:r>
+        <w:rPr>
+          <w:rFonts w:ascii="Arial" w:hAnsi="Arial"/>
+          <w:b w:val="0"/>
+          <w:i w:val="0"/>
+          <w:sz w:val="21"/>
+        </w:rPr>
+        <w:t xml:space="preserve"> for this task.</w:t>
+      </w:r>
+    </w:p>
+    <w:p>
+      <w:pPr>
+        <w:pStyle w:val="Heading1"/>
+        <w:spacing w:before="480" w:after="240"/>
+        <w:pBdr>
+          <w:bottom w:val="single" w:sz="16" w:space="4" w:color="C8A45D"/>
+        </w:pBdr>
+      </w:pPr>
+      <w:r>
+        <w:rPr>
+          <w:rFonts w:ascii="Arial" w:hAnsi="Arial"/>
+          <w:b w:val="0"/>
+          <w:i w:val="0"/>
+          <w:color w:val="0B0B0D"/>
+          <w:sz w:val="44"/>
+        </w:rPr>
+        <w:t>21. References</w:t>
+      </w:r>
+    </w:p>
+    <w:p>
+      <w:pPr>
+        <w:pStyle w:val="ListBullet"/>
+        <w:spacing w:after="60"/>
+      </w:pPr>
+      <w:r>
+        <w:rPr>
+          <w:rFonts w:ascii="Consolas" w:hAnsi="Consolas"/>
+          <w:b w:val="0"/>
+          <w:i w:val="0"/>
+          <w:sz w:val="20"/>
+        </w:rPr>
+        <w:t>docs/CODEX_INDEX.md</w:t>
+      </w:r>
+      <w:r>
+        <w:rPr>
+          <w:rFonts w:ascii="Arial" w:hAnsi="Arial"/>
+          <w:b w:val="0"/>
+          <w:i w:val="0"/>
+          <w:sz w:val="21"/>
+        </w:rPr>
+        <w:t xml:space="preserve">, </w:t>
+      </w:r>
+      <w:r>
+        <w:rPr>
+          <w:rFonts w:ascii="Consolas" w:hAnsi="Consolas"/>
+          <w:b w:val="0"/>
+          <w:i w:val="0"/>
+          <w:sz w:val="20"/>
+        </w:rPr>
+        <w:t>docs/standards/*</w:t>
+      </w:r>
+    </w:p>
+    <w:p>
+      <w:pPr>
+        <w:pStyle w:val="ListBullet"/>
+        <w:spacing w:after="60"/>
+      </w:pPr>
+      <w:r>
+        <w:rPr>
+          <w:rFonts w:ascii="Consolas" w:hAnsi="Consolas"/>
+          <w:b w:val="0"/>
+          <w:i w:val="0"/>
+          <w:sz w:val="20"/>
+        </w:rPr>
+        <w:t>ARCHITECTURE.md</w:t>
+      </w:r>
+      <w:r>
+        <w:rPr>
+          <w:rFonts w:ascii="Arial" w:hAnsi="Arial"/>
+          <w:b w:val="0"/>
+          <w:i w:val="0"/>
+          <w:sz w:val="21"/>
+        </w:rPr>
+        <w:t xml:space="preserve">, </w:t>
+      </w:r>
+      <w:r>
+        <w:rPr>
+          <w:rFonts w:ascii="Consolas" w:hAnsi="Consolas"/>
+          <w:b w:val="0"/>
+          <w:i w:val="0"/>
+          <w:sz w:val="20"/>
+        </w:rPr>
+        <w:t>PROJECT_SPEC.md</w:t>
+      </w:r>
+      <w:r>
+        <w:rPr>
+          <w:rFonts w:ascii="Arial" w:hAnsi="Arial"/>
+          <w:b w:val="0"/>
+          <w:i w:val="0"/>
+          <w:sz w:val="21"/>
+        </w:rPr>
+        <w:t xml:space="preserve">, </w:t>
+      </w:r>
+      <w:r>
+        <w:rPr>
+          <w:rFonts w:ascii="Consolas" w:hAnsi="Consolas"/>
+          <w:b w:val="0"/>
+          <w:i w:val="0"/>
+          <w:sz w:val="20"/>
+        </w:rPr>
+        <w:t>ROADMAP.md</w:t>
+      </w:r>
+      <w:r>
+        <w:rPr>
+          <w:rFonts w:ascii="Arial" w:hAnsi="Arial"/>
+          <w:b w:val="0"/>
+          <w:i w:val="0"/>
+          <w:sz w:val="21"/>
+        </w:rPr>
+        <w:t xml:space="preserve">, </w:t>
+      </w:r>
+      <w:r>
+        <w:rPr>
+          <w:rFonts w:ascii="Consolas" w:hAnsi="Consolas"/>
+          <w:b w:val="0"/>
+          <w:i w:val="0"/>
+          <w:sz w:val="20"/>
+        </w:rPr>
+        <w:t>TRADING_RULES.md</w:t>
+      </w:r>
+      <w:r>
+        <w:rPr>
+          <w:rFonts w:ascii="Arial" w:hAnsi="Arial"/>
+          <w:b w:val="0"/>
+          <w:i w:val="0"/>
+          <w:sz w:val="21"/>
+        </w:rPr>
+        <w:t xml:space="preserve">, </w:t>
+      </w:r>
+      <w:r>
+        <w:rPr>
+          <w:rFonts w:ascii="Consolas" w:hAnsi="Consolas"/>
+          <w:b w:val="0"/>
+          <w:i w:val="0"/>
+          <w:sz w:val="20"/>
+        </w:rPr>
+        <w:t>SECURITY_RULES.md</w:t>
+      </w:r>
+      <w:r>
+        <w:rPr>
+          <w:rFonts w:ascii="Arial" w:hAnsi="Arial"/>
+          <w:b w:val="0"/>
+          <w:i w:val="0"/>
+          <w:sz w:val="21"/>
+        </w:rPr>
+        <w:t xml:space="preserve">, </w:t>
+      </w:r>
+      <w:r>
+        <w:rPr>
+          <w:rFonts w:ascii="Consolas" w:hAnsi="Consolas"/>
+          <w:b w:val="0"/>
+          <w:i w:val="0"/>
+          <w:sz w:val="20"/>
+        </w:rPr>
+        <w:t>AGENTS.md</w:t>
+      </w:r>
+    </w:p>
+    <w:p>
+      <w:pPr>
+        <w:pStyle w:val="ListBullet"/>
+        <w:spacing w:after="60"/>
+      </w:pPr>
+      <w:r>
+        <w:rPr>
+          <w:rFonts w:ascii="Consolas" w:hAnsi="Consolas"/>
+          <w:b w:val="0"/>
+          <w:i w:val="0"/>
+          <w:sz w:val="20"/>
+        </w:rPr>
+        <w:t>docs/pipeline-stages.txt</w:t>
+      </w:r>
+      <w:r>
+        <w:rPr>
+          <w:rFonts w:ascii="Arial" w:hAnsi="Arial"/>
+          <w:b w:val="0"/>
+          <w:i w:val="0"/>
+          <w:sz w:val="21"/>
+        </w:rPr>
+        <w:t xml:space="preserve">, </w:t>
+      </w:r>
+      <w:r>
+        <w:rPr>
+          <w:rFonts w:ascii="Consolas" w:hAnsi="Consolas"/>
+          <w:b w:val="0"/>
+          <w:i w:val="0"/>
+          <w:sz w:val="20"/>
+        </w:rPr>
+        <w:t>scripts/verify-foundation.sh</w:t>
+      </w:r>
+    </w:p>
+    <w:p>
+      <w:pPr>
+        <w:pStyle w:val="ListBullet"/>
+        <w:spacing w:after="60"/>
+      </w:pPr>
+      <w:r>
+        <w:rPr>
+          <w:rFonts w:ascii="Consolas" w:hAnsi="Consolas"/>
+          <w:b w:val="0"/>
+          <w:i w:val="0"/>
+          <w:sz w:val="20"/>
+        </w:rPr>
+        <w:t>docs/codex/Volume-01-Foundation/DS-001-Executive-Vision.md</w:t>
+      </w:r>
+    </w:p>
+    <w:p>
+      <w:pPr>
+        <w:pStyle w:val="ListBullet"/>
+        <w:spacing w:after="60"/>
+      </w:pPr>
+      <w:r>
+        <w:rPr>
+          <w:rFonts w:ascii="Consolas" w:hAnsi="Consolas"/>
+          <w:b w:val="0"/>
+          <w:i w:val="0"/>
+          <w:sz w:val="20"/>
+        </w:rPr>
+        <w:t>docs/codex/Volume-02-Product/DS-002-SRS.md</w:t>
+      </w:r>
+    </w:p>
+    <w:p>
+      <w:pPr>
+        <w:pStyle w:val="ListBullet"/>
+        <w:spacing w:after="60"/>
+      </w:pPr>
+      <w:r>
+        <w:rPr>
+          <w:rFonts w:ascii="Consolas" w:hAnsi="Consolas"/>
+          <w:b w:val="0"/>
+          <w:i w:val="0"/>
+          <w:sz w:val="20"/>
+        </w:rPr>
+        <w:t>docs/codex/Volume-03-Sage/DS-003-Sage-AI-Bible.md</w:t>
+      </w:r>
+    </w:p>
+    <w:p>
+      <w:pPr>
+        <w:pStyle w:val="ListBullet"/>
+        <w:spacing w:after="60"/>
+      </w:pPr>
+      <w:r>
+        <w:rPr>
+          <w:rFonts w:ascii="Consolas" w:hAnsi="Consolas"/>
+          <w:b w:val="0"/>
+          <w:i w:val="0"/>
+          <w:sz w:val="20"/>
+        </w:rPr>
+        <w:t>docs/codex/Volume-12-ADRs/ADR-001-Desktop-First-Application.md</w:t>
+      </w:r>
+      <w:r>
+        <w:rPr>
+          <w:rFonts w:ascii="Arial" w:hAnsi="Arial"/>
+          <w:b w:val="0"/>
+          <w:i w:val="0"/>
+          <w:sz w:val="21"/>
+        </w:rPr>
+        <w:t xml:space="preserve"> through </w:t>
+      </w:r>
+      <w:r>
+        <w:rPr>
+          <w:rFonts w:ascii="Consolas" w:hAnsi="Consolas"/>
+          <w:b w:val="0"/>
+          <w:i w:val="0"/>
+          <w:sz w:val="20"/>
+        </w:rPr>
+        <w:t>ADR-004-Presentation-Independence.md</w:t>
+      </w:r>
+    </w:p>
+    <w:p>
+      <w:pPr>
+        <w:pStyle w:val="Heading1"/>
+        <w:spacing w:before="480" w:after="240"/>
+        <w:pBdr>
+          <w:bottom w:val="single" w:sz="16" w:space="4" w:color="C8A45D"/>
+        </w:pBdr>
+      </w:pPr>
+      <w:r>
+        <w:rPr>
+          <w:rFonts w:ascii="Arial" w:hAnsi="Arial"/>
+          <w:b w:val="0"/>
+          <w:i w:val="0"/>
+          <w:color w:val="0B0B0D"/>
+          <w:sz w:val="44"/>
+        </w:rPr>
         <w:t>Appendix A — Open Questions</w:t>
       </w:r>
     </w:p>
@@ -13915,6 +15210,53 @@
           <w:sz w:val="21"/>
         </w:rPr>
         <w:t>'s more detailed phase breakdown). This mapping is a defensible reading, not an owner-confirmed one; flagged for owner review alongside Open Question #3.</w:t>
+      </w:r>
+    </w:p>
+    <w:p>
+      <w:pPr>
+        <w:pStyle w:val="Heading1"/>
+        <w:spacing w:before="480" w:after="240"/>
+        <w:pBdr>
+          <w:bottom w:val="single" w:sz="16" w:space="4" w:color="C8A45D"/>
+        </w:pBdr>
+      </w:pPr>
+      <w:r>
+        <w:rPr>
+          <w:rFonts w:ascii="Arial" w:hAnsi="Arial"/>
+          <w:b w:val="0"/>
+          <w:i w:val="0"/>
+          <w:color w:val="0B0B0D"/>
+          <w:sz w:val="44"/>
+        </w:rPr>
+        <w:t>22. Founder Vision Completion Architecture</w:t>
+      </w:r>
+    </w:p>
+    <w:p>
+      <w:pPr>
+        <w:spacing w:after="120" w:line="288" w:lineRule="auto"/>
+      </w:pPr>
+      <w:r>
+        <w:rPr>
+          <w:rFonts w:ascii="Arial" w:hAnsi="Arial"/>
+          <w:b w:val="0"/>
+          <w:i w:val="0"/>
+          <w:sz w:val="21"/>
+        </w:rPr>
+        <w:t>The architecture shall include bounded-agent orchestration, research ingestion/evidence services, thesis monitoring, canonical Trade Intelligence Package services, journal/review services, and notification-provider adapters. Agent orchestration may call only registered tools through policy enforcement and audit boundaries. Research and generative services cannot write authoritative deterministic financial fields.</w:t>
+      </w:r>
+    </w:p>
+    <w:p>
+      <w:pPr>
+        <w:spacing w:after="120" w:line="288" w:lineRule="auto"/>
+      </w:pPr>
+      <w:r>
+        <w:rPr>
+          <w:rFonts w:ascii="Arial" w:hAnsi="Arial"/>
+          <w:b w:val="0"/>
+          <w:i w:val="0"/>
+          <w:sz w:val="21"/>
+        </w:rPr>
+        <w:t>Discord delivery shall use a notification adapter isolated from trading execution. Webhook/bot credentials are secret-managed; delivery is idempotent, rate-limit aware, retry bounded, and backed by an authoritative in-app event record. No Discord adapter method may invoke order approval, execution, modification, cancellation, Risk Engine configuration, or emergency-control release.</w:t>
       </w:r>
     </w:p>
     <w:sectPr>
@@ -14061,7 +15403,7 @@
         <w:color w:val="A7ABB3"/>
         <w:sz w:val="15"/>
       </w:rPr>
-      <w:t>v0.3.0 — Draft  |  Classification: Internal</w:t>
+      <w:t>v0.4.2 — Draft  |  Classification: Internal</w:t>
     </w:r>
   </w:p>
   <w:p>
@@ -14074,7 +15416,7 @@
         <w:color w:val="A7ABB3"/>
         <w:sz w:val="14"/>
       </w:rPr>
-      <w:t>Generated from DS-004 v0.3.0 — baseline 34a65818d48f596122281075e18c6e5f36ec93b5</w:t>
+      <w:t>Generated from DS-004 v0.4.2 — baseline 8b5cf5bd0341d5d6f70c67302c8bce2069d0929a</w:t>
     </w:r>
   </w:p>
 </w:ftr>
@@ -14111,7 +15453,7 @@
         <w:color w:val="17181C"/>
         <w:sz w:val="17"/>
       </w:rPr>
-      <w:t>DarkSage — DS-004 — Technical Architecture</w:t>
+      <w:t>DarkSage — Technical Architecture</w:t>
     </w:r>
     <w:r>
       <w:tab/>
